--- a/docs/03-report/实训文档/23030301曹磊-1/2-第4周报.docx
+++ b/docs/03-report/实训文档/23030301曹磊-1/2-第4周报.docx
@@ -1,14 +1,15 @@
 
 <file path=word/document.xml><?xml version="1.0" encoding="utf-8"?>
-<w:document xmlns:a="http://schemas.openxmlformats.org/drawingml/2006/main" xmlns:pic="http://schemas.openxmlformats.org/drawingml/2006/picture" xmlns:a14="http://schemas.microsoft.com/office/drawing/2010/main" xmlns:wpc="http://schemas.microsoft.com/office/word/2010/wordprocessingCanvas" xmlns:mc="http://schemas.openxmlformats.org/markup-compatibility/2006" xmlns:o="urn:schemas-microsoft-com:office:office" xmlns:r="http://schemas.openxmlformats.org/officeDocument/2006/relationships" xmlns:m="http://schemas.openxmlformats.org/officeDocument/2006/math" xmlns:v="urn:schemas-microsoft-com:vml" xmlns:wp14="http://schemas.microsoft.com/office/word/2010/wordprocessingDrawing" xmlns:wp="http://schemas.openxmlformats.org/drawingml/2006/wordprocessingDrawing" xmlns:w="http://schemas.openxmlformats.org/wordprocessingml/2006/main" xmlns:w14="http://schemas.microsoft.com/office/word/2010/wordml" xmlns:w10="urn:schemas-microsoft-com:office:word" xmlns:w15="http://schemas.microsoft.com/office/word/2012/wordml" xmlns:wpg="http://schemas.microsoft.com/office/word/2010/wordprocessingGroup" xmlns:wpi="http://schemas.microsoft.com/office/word/2010/wordprocessingInk" xmlns:wne="http://schemas.microsoft.com/office/word/2006/wordml" xmlns:wps="http://schemas.microsoft.com/office/word/2010/wordprocessingShape" xmlns:wpsCustomData="http://www.wps.cn/officeDocument/2013/wpsCustomData" mc:Ignorable="w14 w15 wp14">
+<w:document xmlns:wpc="http://schemas.microsoft.com/office/word/2010/wordprocessingCanvas" xmlns:cx="http://schemas.microsoft.com/office/drawing/2014/chartex" xmlns:cx1="http://schemas.microsoft.com/office/drawing/2015/9/8/chartex" xmlns:cx2="http://schemas.microsoft.com/office/drawing/2015/10/21/chartex" xmlns:cx3="http://schemas.microsoft.com/office/drawing/2016/5/9/chartex" xmlns:cx4="http://schemas.microsoft.com/office/drawing/2016/5/10/chartex" xmlns:cx5="http://schemas.microsoft.com/office/drawing/2016/5/11/chartex" xmlns:cx6="http://schemas.microsoft.com/office/drawing/2016/5/12/chartex" xmlns:cx7="http://schemas.microsoft.com/office/drawing/2016/5/13/chartex" xmlns:cx8="http://schemas.microsoft.com/office/drawing/2016/5/14/chartex" xmlns:mc="http://schemas.openxmlformats.org/markup-compatibility/2006" xmlns:aink="http://schemas.microsoft.com/office/drawing/2016/ink" xmlns:am3d="http://schemas.microsoft.com/office/drawing/2017/model3d" xmlns:o="urn:schemas-microsoft-com:office:office" xmlns:oel="http://schemas.microsoft.com/office/2019/extlst" xmlns:r="http://schemas.openxmlformats.org/officeDocument/2006/relationships" xmlns:m="http://schemas.openxmlformats.org/officeDocument/2006/math" xmlns:v="urn:schemas-microsoft-com:vml" xmlns:wp14="http://schemas.microsoft.com/office/word/2010/wordprocessingDrawing" xmlns:wp="http://schemas.openxmlformats.org/drawingml/2006/wordprocessingDrawing" xmlns:w10="urn:schemas-microsoft-com:office:word" xmlns:w="http://schemas.openxmlformats.org/wordprocessingml/2006/main" xmlns:w14="http://schemas.microsoft.com/office/word/2010/wordml" xmlns:w15="http://schemas.microsoft.com/office/word/2012/wordml" xmlns:w16cex="http://schemas.microsoft.com/office/word/2018/wordml/cex" xmlns:w16cid="http://schemas.microsoft.com/office/word/2016/wordml/cid" xmlns:w16="http://schemas.microsoft.com/office/word/2018/wordml" xmlns:w16du="http://schemas.microsoft.com/office/word/2023/wordml/word16du" xmlns:w16sdtdh="http://schemas.microsoft.com/office/word/2020/wordml/sdtdatahash" xmlns:w16sdtfl="http://schemas.microsoft.com/office/word/2024/wordml/sdtformatlock" xmlns:w16se="http://schemas.microsoft.com/office/word/2015/wordml/symex" xmlns:wpg="http://schemas.microsoft.com/office/word/2010/wordprocessingGroup" xmlns:wpi="http://schemas.microsoft.com/office/word/2010/wordprocessingInk" xmlns:wne="http://schemas.microsoft.com/office/word/2006/wordml" xmlns:wps="http://schemas.microsoft.com/office/word/2010/wordprocessingShape" mc:Ignorable="w14 w15 w16se w16cid w16 w16cex w16sdtdh w16sdtfl w16du wp14">
   <w:body>
     <w:p>
       <w:r>
         <w:rPr>
+          <w:noProof/>
           <w:sz w:val="20"/>
         </w:rPr>
         <w:drawing>
-          <wp:anchor distT="0" distB="0" distL="114300" distR="114300" simplePos="0" relativeHeight="251659264" behindDoc="0" locked="0" layoutInCell="1" allowOverlap="1">
+          <wp:anchor distT="0" distB="0" distL="114300" distR="114300" simplePos="0" relativeHeight="251659264" behindDoc="0" locked="0" layoutInCell="1" allowOverlap="1" wp14:anchorId="3B74275C" wp14:editId="7216D1B4">
             <wp:simplePos x="0" y="0"/>
             <wp:positionH relativeFrom="column">
               <wp:posOffset>1257300</wp:posOffset>
@@ -33,7 +34,7 @@
                     </pic:cNvPicPr>
                   </pic:nvPicPr>
                   <pic:blipFill>
-                    <a:blip r:embed="rId6" cstate="print">
+                    <a:blip r:embed="rId7" cstate="print">
                       <a:lum bright="-18000" contrast="60000"/>
                       <a:extLst>
                         <a:ext uri="{28A0092B-C50C-407E-A947-70E740481C1C}">
@@ -81,7 +82,7 @@
       </w:pPr>
       <w:r>
         <w:rPr>
-          <w:rFonts w:hint="eastAsia" w:ascii="Times" w:hAnsi="Times"/>
+          <w:rFonts w:ascii="Times" w:hAnsi="Times" w:hint="eastAsia"/>
         </w:rPr>
         <w:t>CHANGZHOU   INSTITUTE   OF   TECHNOLOGY</w:t>
       </w:r>
@@ -96,36 +97,27 @@
     </w:p>
     <w:p>
       <w:pPr>
-        <w:pStyle w:val="2"/>
+        <w:pStyle w:val="1"/>
         <w:jc w:val="center"/>
         <w:rPr>
-          <w:rFonts w:hint="eastAsia" w:ascii="微软雅黑" w:hAnsi="微软雅黑" w:eastAsia="微软雅黑"/>
+          <w:rFonts w:ascii="微软雅黑" w:eastAsia="微软雅黑" w:hAnsi="微软雅黑"/>
           <w:sz w:val="52"/>
           <w:szCs w:val="52"/>
         </w:rPr>
       </w:pPr>
       <w:r>
         <w:rPr>
-          <w:rFonts w:hint="eastAsia" w:ascii="微软雅黑" w:hAnsi="微软雅黑" w:eastAsia="微软雅黑"/>
+          <w:rFonts w:ascii="微软雅黑" w:eastAsia="微软雅黑" w:hAnsi="微软雅黑" w:hint="eastAsia"/>
           <w:sz w:val="52"/>
           <w:szCs w:val="52"/>
-          <w:lang w:val="en-US" w:eastAsia="zh-CN"/>
-        </w:rPr>
-        <w:t>工程项目训练周</w:t>
-      </w:r>
-      <w:r>
-        <w:rPr>
-          <w:rFonts w:hint="eastAsia" w:ascii="微软雅黑" w:hAnsi="微软雅黑" w:eastAsia="微软雅黑"/>
-          <w:sz w:val="52"/>
-          <w:szCs w:val="52"/>
-        </w:rPr>
-        <w:t>报告</w:t>
+        </w:rPr>
+        <w:t>工程项目训练周报告</w:t>
       </w:r>
     </w:p>
     <w:p>
       <w:pPr>
         <w:spacing w:line="480" w:lineRule="auto"/>
-        <w:ind w:firstLine="1807" w:firstLineChars="600"/>
+        <w:ind w:firstLineChars="600" w:firstLine="1807"/>
         <w:rPr>
           <w:spacing w:val="60"/>
           <w:sz w:val="30"/>
@@ -162,13 +154,22 @@
           <w:sz w:val="30"/>
           <w:u w:val="single"/>
         </w:rPr>
-        <w:t xml:space="preserve">计算机信息工程学院 </w:t>
+        <w:t>计算机信息工程学院</w:t>
+      </w:r>
+      <w:r>
+        <w:rPr>
+          <w:rFonts w:hint="eastAsia"/>
+          <w:spacing w:val="60"/>
+          <w:sz w:val="30"/>
+          <w:u w:val="single"/>
+        </w:rPr>
+        <w:t xml:space="preserve"> </w:t>
       </w:r>
     </w:p>
     <w:p>
       <w:pPr>
         <w:spacing w:line="480" w:lineRule="auto"/>
-        <w:ind w:firstLine="1807" w:firstLineChars="600"/>
+        <w:ind w:firstLineChars="600" w:firstLine="1807"/>
         <w:rPr>
           <w:sz w:val="30"/>
           <w:u w:val="single"/>
@@ -204,7 +205,16 @@
           <w:sz w:val="30"/>
           <w:u w:val="single"/>
         </w:rPr>
-        <w:t xml:space="preserve">软件工程 </w:t>
+        <w:t>软件工程</w:t>
+      </w:r>
+      <w:r>
+        <w:rPr>
+          <w:rFonts w:hint="eastAsia"/>
+          <w:spacing w:val="60"/>
+          <w:sz w:val="30"/>
+          <w:u w:val="single"/>
+        </w:rPr>
+        <w:t xml:space="preserve"> </w:t>
       </w:r>
       <w:r>
         <w:rPr>
@@ -218,7 +228,7 @@
     <w:p>
       <w:pPr>
         <w:spacing w:line="480" w:lineRule="auto"/>
-        <w:ind w:firstLine="1807" w:firstLineChars="600"/>
+        <w:ind w:firstLineChars="600" w:firstLine="1800"/>
         <w:rPr>
           <w:sz w:val="30"/>
           <w:u w:val="single"/>
@@ -226,33 +236,54 @@
       </w:pPr>
       <w:r>
         <w:rPr>
-          <w:rFonts w:hint="eastAsia"/>
-          <w:b/>
-          <w:sz w:val="30"/>
-        </w:rPr>
-        <w:t xml:space="preserve"/>
-      </w:r>
-      <w:r>
-        <w:rPr>
-          <w:rFonts w:ascii="Times New Roman" w:hAnsi="Times New Roman" w:eastAsia="宋体"/>
-          <w:sz w:val="30"/>
-          <w:u w:val="none"/>
-        </w:rPr>
-        <w:t xml:space="preserve">班    级           </w:t>
-      </w:r>
-      <w:r>
-        <w:rPr>
-          <w:rFonts w:ascii="Times New Roman" w:hAnsi="Times New Roman" w:eastAsia="宋体"/>
-          <w:sz w:val="30"/>
-          <w:u w:val="single"/>
-        </w:rPr>
-        <w:t xml:space="preserve">   23软件一   </w:t>
+          <w:sz w:val="30"/>
+        </w:rPr>
+        <w:t>班</w:t>
+      </w:r>
+      <w:r>
+        <w:rPr>
+          <w:sz w:val="30"/>
+        </w:rPr>
+        <w:t xml:space="preserve">    </w:t>
+      </w:r>
+      <w:r>
+        <w:rPr>
+          <w:sz w:val="30"/>
+        </w:rPr>
+        <w:t>级</w:t>
+      </w:r>
+      <w:r>
+        <w:rPr>
+          <w:sz w:val="30"/>
+        </w:rPr>
+        <w:t xml:space="preserve">           </w:t>
+      </w:r>
+      <w:r>
+        <w:rPr>
+          <w:sz w:val="30"/>
+          <w:u w:val="single"/>
+        </w:rPr>
+        <w:t xml:space="preserve">   23</w:t>
+      </w:r>
+      <w:r>
+        <w:rPr>
+          <w:sz w:val="30"/>
+          <w:u w:val="single"/>
+        </w:rPr>
+        <w:t>软件一</w:t>
+      </w:r>
+      <w:r>
+        <w:rPr>
+          <w:sz w:val="30"/>
+          <w:u w:val="single"/>
+        </w:rPr>
+        <w:t xml:space="preserve">   </w:t>
       </w:r>
     </w:p>
     <w:p>
       <w:pPr>
         <w:spacing w:line="480" w:lineRule="auto"/>
-        <w:ind w:firstLine="1807" w:firstLineChars="600"/>
+        <w:ind w:firstLineChars="600" w:firstLine="1800"/>
         <w:rPr>
           <w:sz w:val="30"/>
           <w:u w:val="single"/>
@@ -260,23 +291,30 @@
       </w:pPr>
       <w:r>
         <w:rPr>
-          <w:rFonts w:hint="eastAsia"/>
-          <w:b/>
-          <w:sz w:val="30"/>
-        </w:rPr>
-        <w:t xml:space="preserve"/>
-      </w:r>
-      <w:r>
-        <w:rPr>
-          <w:rFonts w:ascii="Times New Roman" w:hAnsi="Times New Roman" w:eastAsia="宋体"/>
-          <w:sz w:val="30"/>
-          <w:u w:val="none"/>
-        </w:rPr>
-        <w:t xml:space="preserve">学    号            </w:t>
-      </w:r>
-      <w:r>
-        <w:rPr>
-          <w:rFonts w:ascii="Times New Roman" w:hAnsi="Times New Roman" w:eastAsia="宋体"/>
+          <w:sz w:val="30"/>
+        </w:rPr>
+        <w:t>学</w:t>
+      </w:r>
+      <w:r>
+        <w:rPr>
+          <w:sz w:val="30"/>
+        </w:rPr>
+        <w:t xml:space="preserve">    </w:t>
+      </w:r>
+      <w:r>
+        <w:rPr>
+          <w:sz w:val="30"/>
+        </w:rPr>
+        <w:t>号</w:t>
+      </w:r>
+      <w:r>
+        <w:rPr>
+          <w:sz w:val="30"/>
+        </w:rPr>
+        <w:t xml:space="preserve">            </w:t>
+      </w:r>
+      <w:r>
+        <w:rPr>
           <w:sz w:val="30"/>
           <w:u w:val="single"/>
         </w:rPr>
@@ -286,7 +324,7 @@
     <w:p>
       <w:pPr>
         <w:spacing w:line="480" w:lineRule="auto"/>
-        <w:ind w:firstLine="1807" w:firstLineChars="600"/>
+        <w:ind w:firstLineChars="600" w:firstLine="1800"/>
         <w:rPr>
           <w:sz w:val="30"/>
           <w:u w:val="single"/>
@@ -294,33 +332,54 @@
       </w:pPr>
       <w:r>
         <w:rPr>
-          <w:rFonts w:hint="eastAsia"/>
-          <w:b/>
-          <w:sz w:val="30"/>
-        </w:rPr>
-        <w:t xml:space="preserve"/>
-      </w:r>
-      <w:r>
-        <w:rPr>
-          <w:rFonts w:ascii="Times New Roman" w:hAnsi="Times New Roman" w:eastAsia="宋体"/>
-          <w:sz w:val="30"/>
-          <w:u w:val="none"/>
-        </w:rPr>
-        <w:t xml:space="preserve">姓    名              </w:t>
-      </w:r>
-      <w:r>
-        <w:rPr>
-          <w:rFonts w:ascii="Times New Roman" w:hAnsi="Times New Roman" w:eastAsia="宋体"/>
-          <w:sz w:val="30"/>
-          <w:u w:val="single"/>
-        </w:rPr>
-        <w:t xml:space="preserve">   曹磊   </w:t>
+          <w:sz w:val="30"/>
+        </w:rPr>
+        <w:t>姓</w:t>
+      </w:r>
+      <w:r>
+        <w:rPr>
+          <w:sz w:val="30"/>
+        </w:rPr>
+        <w:t xml:space="preserve">    </w:t>
+      </w:r>
+      <w:r>
+        <w:rPr>
+          <w:sz w:val="30"/>
+        </w:rPr>
+        <w:t>名</w:t>
+      </w:r>
+      <w:r>
+        <w:rPr>
+          <w:sz w:val="30"/>
+        </w:rPr>
+        <w:t xml:space="preserve">              </w:t>
+      </w:r>
+      <w:r>
+        <w:rPr>
+          <w:sz w:val="30"/>
+          <w:u w:val="single"/>
+        </w:rPr>
+        <w:t xml:space="preserve">   </w:t>
+      </w:r>
+      <w:r>
+        <w:rPr>
+          <w:sz w:val="30"/>
+          <w:u w:val="single"/>
+        </w:rPr>
+        <w:t>曹磊</w:t>
+      </w:r>
+      <w:r>
+        <w:rPr>
+          <w:sz w:val="30"/>
+          <w:u w:val="single"/>
+        </w:rPr>
+        <w:t xml:space="preserve">   </w:t>
       </w:r>
     </w:p>
     <w:p>
       <w:pPr>
         <w:spacing w:line="480" w:lineRule="auto"/>
-        <w:ind w:firstLine="1807" w:firstLineChars="600"/>
+        <w:ind w:firstLineChars="600" w:firstLine="1807"/>
         <w:rPr>
           <w:sz w:val="30"/>
           <w:u w:val="single"/>
@@ -332,45 +391,55 @@
           <w:b/>
           <w:sz w:val="30"/>
         </w:rPr>
-        <w:t xml:space="preserve">学校导师 </w:t>
-      </w:r>
-      <w:r>
-        <w:rPr>
-          <w:rFonts w:hint="eastAsia"/>
-          <w:sz w:val="30"/>
-          <w:u w:val="single"/>
-        </w:rPr>
-        <w:t xml:space="preserve">   蒋巍  奚吉</w:t>
-      </w:r>
-      <w:r>
-        <w:rPr>
-          <w:rFonts w:hint="eastAsia"/>
-          <w:sz w:val="30"/>
-          <w:highlight w:val="yellow"/>
-          <w:u w:val="single"/>
-          <w:lang w:eastAsia="zh-CN"/>
-        </w:rPr>
-        <w:t>（</w:t>
-      </w:r>
-      <w:r>
-        <w:rPr>
-          <w:rFonts w:hint="eastAsia"/>
-          <w:sz w:val="30"/>
-          <w:highlight w:val="yellow"/>
-          <w:u w:val="single"/>
-          <w:lang w:val="en-US" w:eastAsia="zh-CN"/>
-        </w:rPr>
-        <w:t>二班  奚吉  蒋巍</w:t>
-      </w:r>
-      <w:r>
-        <w:rPr>
-          <w:rFonts w:hint="eastAsia"/>
-          <w:sz w:val="30"/>
-          <w:highlight w:val="yellow"/>
-          <w:u w:val="single"/>
-          <w:lang w:eastAsia="zh-CN"/>
-        </w:rPr>
-        <w:t>）</w:t>
+        <w:t>学校导师</w:t>
+      </w:r>
+      <w:r>
+        <w:rPr>
+          <w:rFonts w:hint="eastAsia"/>
+          <w:b/>
+          <w:sz w:val="30"/>
+        </w:rPr>
+        <w:t xml:space="preserve"> </w:t>
+      </w:r>
+      <w:r>
+        <w:rPr>
+          <w:rFonts w:hint="eastAsia"/>
+          <w:sz w:val="30"/>
+          <w:u w:val="single"/>
+        </w:rPr>
+        <w:t xml:space="preserve">   </w:t>
+      </w:r>
+      <w:r>
+        <w:rPr>
+          <w:rFonts w:hint="eastAsia"/>
+          <w:sz w:val="30"/>
+          <w:u w:val="single"/>
+        </w:rPr>
+        <w:t xml:space="preserve">    </w:t>
+      </w:r>
+      <w:r>
+        <w:rPr>
+          <w:rFonts w:hint="eastAsia"/>
+          <w:sz w:val="30"/>
+          <w:u w:val="single"/>
+        </w:rPr>
+        <w:t>蒋巍</w:t>
+      </w:r>
+      <w:r>
+        <w:rPr>
+          <w:rFonts w:hint="eastAsia"/>
+          <w:sz w:val="30"/>
+          <w:u w:val="single"/>
+        </w:rPr>
+        <w:t xml:space="preserve">  </w:t>
+      </w:r>
+      <w:r>
+        <w:rPr>
+          <w:rFonts w:hint="eastAsia"/>
+          <w:sz w:val="30"/>
+          <w:u w:val="single"/>
+        </w:rPr>
+        <w:t>奚吉</w:t>
       </w:r>
       <w:r>
         <w:rPr>
@@ -449,15 +518,7 @@
           <w:rFonts w:hint="eastAsia"/>
           <w:sz w:val="30"/>
         </w:rPr>
-        <w:t>202</w:t>
-      </w:r>
-      <w:r>
-        <w:rPr>
-          <w:rFonts w:hint="eastAsia"/>
-          <w:sz w:val="30"/>
-          <w:lang w:val="en-US" w:eastAsia="zh-CN"/>
-        </w:rPr>
-        <w:t>6</w:t>
+        <w:t>2026</w:t>
       </w:r>
       <w:r>
         <w:rPr>
@@ -470,7 +531,6 @@
         <w:rPr>
           <w:rFonts w:hint="eastAsia"/>
           <w:sz w:val="30"/>
-          <w:lang w:val="en-US" w:eastAsia="zh-CN"/>
         </w:rPr>
         <w:t>8</w:t>
       </w:r>
@@ -485,7 +545,6 @@
         <w:rPr>
           <w:rFonts w:hint="eastAsia"/>
           <w:sz w:val="30"/>
-          <w:lang w:val="en-US" w:eastAsia="zh-CN"/>
         </w:rPr>
         <w:t>31</w:t>
       </w:r>
@@ -494,15 +553,14 @@
           <w:rFonts w:hint="eastAsia"/>
           <w:sz w:val="30"/>
         </w:rPr>
-        <w:t>日 - 202</w:t>
-      </w:r>
-      <w:r>
-        <w:rPr>
-          <w:rFonts w:hint="eastAsia"/>
-          <w:sz w:val="30"/>
-          <w:lang w:val="en-US" w:eastAsia="zh-CN"/>
-        </w:rPr>
-        <w:t>6</w:t>
+        <w:t>日</w:t>
+      </w:r>
+      <w:r>
+        <w:rPr>
+          <w:rFonts w:hint="eastAsia"/>
+          <w:sz w:val="30"/>
+        </w:rPr>
+        <w:t xml:space="preserve"> - 2026</w:t>
       </w:r>
       <w:r>
         <w:rPr>
@@ -515,7 +573,6 @@
         <w:rPr>
           <w:rFonts w:hint="eastAsia"/>
           <w:sz w:val="30"/>
-          <w:lang w:val="en-US" w:eastAsia="zh-CN"/>
         </w:rPr>
         <w:t>10</w:t>
       </w:r>
@@ -530,7 +587,6 @@
         <w:rPr>
           <w:rFonts w:hint="eastAsia"/>
           <w:sz w:val="30"/>
-          <w:lang w:val="en-US" w:eastAsia="zh-CN"/>
         </w:rPr>
         <w:t>23</w:t>
       </w:r>
@@ -543,81 +599,49 @@
       </w:r>
     </w:p>
     <w:p>
+      <w:r>
+        <w:rPr>
+          <w:rFonts w:hint="eastAsia"/>
+        </w:rPr>
+        <w:br w:type="page"/>
+      </w:r>
+    </w:p>
+    <w:p>
       <w:pPr>
-        <w:rPr>
-          <w:rFonts w:hint="eastAsia"/>
-          <w:lang w:val="en-US" w:eastAsia="zh-CN"/>
-        </w:rPr>
-      </w:pPr>
-      <w:r>
-        <w:rPr>
-          <w:rFonts w:hint="eastAsia"/>
-          <w:lang w:val="en-US" w:eastAsia="zh-CN"/>
-        </w:rPr>
-        <w:br w:type="page"/>
-      </w:r>
-    </w:p>
-    <w:p>
-      <w:pPr>
-        <w:pStyle w:val="2"/>
+        <w:pStyle w:val="1"/>
         <w:jc w:val="center"/>
       </w:pPr>
       <w:r>
         <w:rPr>
           <w:rFonts w:hint="eastAsia"/>
-          <w:lang w:val="en-US" w:eastAsia="zh-CN"/>
-        </w:rPr>
-        <w:t>第4周</w:t>
-      </w:r>
-      <w:r>
-        <w:rPr>
-          <w:rFonts w:hint="eastAsia"/>
-        </w:rPr>
-        <w:t>报告</w:t>
+        </w:rPr>
+        <w:lastRenderedPageBreak/>
+        <w:t>第</w:t>
+      </w:r>
+      <w:r>
+        <w:rPr>
+          <w:rFonts w:hint="eastAsia"/>
+        </w:rPr>
+        <w:t>4</w:t>
+      </w:r>
+      <w:r>
+        <w:rPr>
+          <w:rFonts w:hint="eastAsia"/>
+        </w:rPr>
+        <w:t>周报告</w:t>
       </w:r>
     </w:p>
     <w:tbl>
       <w:tblPr>
-        <w:tblStyle w:val="10"/>
+        <w:tblStyle w:val="a9"/>
         <w:tblW w:w="0" w:type="auto"/>
-        <w:tblInd w:w="0" w:type="dxa"/>
-        <w:tblBorders>
-          <w:top w:val="single" w:color="auto" w:sz="4" w:space="0"/>
-          <w:left w:val="single" w:color="auto" w:sz="4" w:space="0"/>
-          <w:bottom w:val="single" w:color="auto" w:sz="4" w:space="0"/>
-          <w:right w:val="single" w:color="auto" w:sz="4" w:space="0"/>
-          <w:insideH w:val="single" w:color="auto" w:sz="4" w:space="0"/>
-          <w:insideV w:val="single" w:color="auto" w:sz="4" w:space="0"/>
-        </w:tblBorders>
-        <w:tblLayout w:type="autofit"/>
-        <w:tblCellMar>
-          <w:top w:w="0" w:type="dxa"/>
-          <w:left w:w="108" w:type="dxa"/>
-          <w:bottom w:w="0" w:type="dxa"/>
-          <w:right w:w="108" w:type="dxa"/>
-        </w:tblCellMar>
+        <w:tblLook w:val="04A0" w:firstRow="1" w:lastRow="0" w:firstColumn="1" w:lastColumn="0" w:noHBand="0" w:noVBand="1"/>
       </w:tblPr>
       <w:tblGrid>
         <w:gridCol w:w="1526"/>
         <w:gridCol w:w="6996"/>
       </w:tblGrid>
       <w:tr>
-        <w:tblPrEx>
-          <w:tblBorders>
-            <w:top w:val="single" w:color="auto" w:sz="4" w:space="0"/>
-            <w:left w:val="single" w:color="auto" w:sz="4" w:space="0"/>
-            <w:bottom w:val="single" w:color="auto" w:sz="4" w:space="0"/>
-            <w:right w:val="single" w:color="auto" w:sz="4" w:space="0"/>
-            <w:insideH w:val="single" w:color="auto" w:sz="4" w:space="0"/>
-            <w:insideV w:val="single" w:color="auto" w:sz="4" w:space="0"/>
-          </w:tblBorders>
-          <w:tblCellMar>
-            <w:top w:w="0" w:type="dxa"/>
-            <w:left w:w="108" w:type="dxa"/>
-            <w:bottom w:w="0" w:type="dxa"/>
-            <w:right w:w="108" w:type="dxa"/>
-          </w:tblCellMar>
-        </w:tblPrEx>
         <w:tc>
           <w:tcPr>
             <w:tcW w:w="1526" w:type="dxa"/>
@@ -646,30 +670,91 @@
                 <w:rFonts w:hint="eastAsia"/>
                 <w:sz w:val="30"/>
               </w:rPr>
-              <w:t xml:space="preserve">2026年7月6日 - 2026年7月10日</w:t>
+              <w:t>2026</w:t>
+            </w:r>
+            <w:r>
+              <w:rPr>
+                <w:rFonts w:hint="eastAsia"/>
+                <w:sz w:val="30"/>
+              </w:rPr>
+              <w:t>年</w:t>
+            </w:r>
+            <w:r>
+              <w:rPr>
+                <w:rFonts w:hint="eastAsia"/>
+                <w:sz w:val="30"/>
+              </w:rPr>
+              <w:t>7</w:t>
+            </w:r>
+            <w:r>
+              <w:rPr>
+                <w:rFonts w:hint="eastAsia"/>
+                <w:sz w:val="30"/>
+              </w:rPr>
+              <w:t>月</w:t>
+            </w:r>
+            <w:r>
+              <w:rPr>
+                <w:rFonts w:hint="eastAsia"/>
+                <w:sz w:val="30"/>
+              </w:rPr>
+              <w:t>6</w:t>
+            </w:r>
+            <w:r>
+              <w:rPr>
+                <w:rFonts w:hint="eastAsia"/>
+                <w:sz w:val="30"/>
+              </w:rPr>
+              <w:t>日</w:t>
+            </w:r>
+            <w:r>
+              <w:rPr>
+                <w:rFonts w:hint="eastAsia"/>
+                <w:sz w:val="30"/>
+              </w:rPr>
+              <w:t xml:space="preserve"> - 2026</w:t>
+            </w:r>
+            <w:r>
+              <w:rPr>
+                <w:rFonts w:hint="eastAsia"/>
+                <w:sz w:val="30"/>
+              </w:rPr>
+              <w:t>年</w:t>
+            </w:r>
+            <w:r>
+              <w:rPr>
+                <w:rFonts w:hint="eastAsia"/>
+                <w:sz w:val="30"/>
+              </w:rPr>
+              <w:t>7</w:t>
+            </w:r>
+            <w:r>
+              <w:rPr>
+                <w:rFonts w:hint="eastAsia"/>
+                <w:sz w:val="30"/>
+              </w:rPr>
+              <w:t>月</w:t>
+            </w:r>
+            <w:r>
+              <w:rPr>
+                <w:rFonts w:hint="eastAsia"/>
+                <w:sz w:val="30"/>
+              </w:rPr>
+              <w:t>10</w:t>
+            </w:r>
+            <w:r>
+              <w:rPr>
+                <w:rFonts w:hint="eastAsia"/>
+                <w:sz w:val="30"/>
+              </w:rPr>
+              <w:t>日</w:t>
             </w:r>
           </w:p>
         </w:tc>
       </w:tr>
       <w:tr>
-        <w:tblPrEx>
-          <w:tblBorders>
-            <w:top w:val="single" w:color="auto" w:sz="4" w:space="0"/>
-            <w:left w:val="single" w:color="auto" w:sz="4" w:space="0"/>
-            <w:bottom w:val="single" w:color="auto" w:sz="4" w:space="0"/>
-            <w:right w:val="single" w:color="auto" w:sz="4" w:space="0"/>
-            <w:insideH w:val="single" w:color="auto" w:sz="4" w:space="0"/>
-            <w:insideV w:val="single" w:color="auto" w:sz="4" w:space="0"/>
-          </w:tblBorders>
-          <w:tblCellMar>
-            <w:top w:w="0" w:type="dxa"/>
-            <w:left w:w="108" w:type="dxa"/>
-            <w:bottom w:w="0" w:type="dxa"/>
-            <w:right w:w="108" w:type="dxa"/>
-          </w:tblCellMar>
-        </w:tblPrEx>
         <w:trPr>
-          <w:trHeight w:val="1319" w:hRule="atLeast"/>
+          <w:trHeight w:val="1319"/>
         </w:trPr>
         <w:tc>
           <w:tcPr>
@@ -688,8 +773,6 @@
             <w:pPr>
               <w:jc w:val="center"/>
             </w:pPr>
-            <w:bookmarkStart w:name="_GoBack" w:id="0"/>
-            <w:bookmarkEnd w:id="0"/>
             <w:r>
               <w:t>情况记录</w:t>
             </w:r>
@@ -710,12 +793,332 @@
               <w:rPr>
                 <w:bCs/>
               </w:rPr>
-              <w:t xml:space="preserve">1. 集成 RabbitMQ 分布式消息中间件以实现微服务架构下高并发支付成功事件的**异步解耦**。为防止支付微服务 `lgg-pay` 在确认支付后，由于同步向后续各种非核心系统（如统计服务、通知推送服务）发送同步请求而导致的接口响应过慢和线程阻塞，我们引入了消息队列进行流量削峰。在 RabbitMQ 中，我们声明了一个类型为 `Topic` 的直连交换机 `pay.exchange`，并将专门处理包装通知的消息队列 `pay.success.queue` 通过 Routing Key `pay.success` 绑定到该交换机上。当模拟支付服务处理扣款成功后，首先向业务系统发送同步的 Feign 更新状态请求，随后通过 `RabbitTemplate` 将包含了订单号的事件消息异步投递到交换机中。通知微服务 `lgg-notice` 中的监听器 `PaySuccessConsumer` 采用手动 Consumer Acknowledge（ACK）模式监听消费，当业务处理完毕后显式向 Broker 发送确认信号，若消费端抛出异常则通过 NACK 使消息重新入队，确保了消息投递的 100% 可靠性。</w:t>
+              <w:t xml:space="preserve">1. </w:t>
+            </w:r>
+            <w:r>
+              <w:rPr>
+                <w:bCs/>
+              </w:rPr>
+              <w:t>集成</w:t>
+            </w:r>
+            <w:r>
+              <w:rPr>
+                <w:bCs/>
+              </w:rPr>
+              <w:t xml:space="preserve"> RabbitMQ </w:t>
+            </w:r>
+            <w:r>
+              <w:rPr>
+                <w:bCs/>
+              </w:rPr>
+              <w:t>分布式消息中间件以实现微服务架构下高并发支付成功事件的</w:t>
+            </w:r>
+            <w:r>
+              <w:rPr>
+                <w:bCs/>
+              </w:rPr>
+              <w:t>**</w:t>
+            </w:r>
+            <w:r>
+              <w:rPr>
+                <w:bCs/>
+              </w:rPr>
+              <w:t>异步解耦</w:t>
+            </w:r>
+            <w:r>
+              <w:rPr>
+                <w:bCs/>
+              </w:rPr>
+              <w:t>**</w:t>
+            </w:r>
+            <w:r>
+              <w:rPr>
+                <w:bCs/>
+              </w:rPr>
+              <w:t>。为防止支付微服务</w:t>
+            </w:r>
+            <w:r>
+              <w:rPr>
+                <w:bCs/>
+              </w:rPr>
+              <w:t xml:space="preserve"> `</w:t>
+            </w:r>
+            <w:proofErr w:type="spellStart"/>
+            <w:r>
+              <w:rPr>
+                <w:bCs/>
+              </w:rPr>
+              <w:t>lgg</w:t>
+            </w:r>
+            <w:proofErr w:type="spellEnd"/>
+            <w:r>
+              <w:rPr>
+                <w:bCs/>
+              </w:rPr>
+              <w:t xml:space="preserve">-pay` </w:t>
+            </w:r>
+            <w:r>
+              <w:rPr>
+                <w:bCs/>
+              </w:rPr>
+              <w:t>在确认支付后，由于同步向后续各种非核心系统（如统计服务、通知推送服务）发送同步请求而导致的接口响应过慢和线程阻塞，我们引入了消息队列进行流量削峰。在</w:t>
+            </w:r>
+            <w:r>
+              <w:rPr>
+                <w:bCs/>
+              </w:rPr>
+              <w:t xml:space="preserve"> RabbitMQ </w:t>
+            </w:r>
+            <w:r>
+              <w:rPr>
+                <w:bCs/>
+              </w:rPr>
+              <w:t>中，我们声明了一个类型为</w:t>
+            </w:r>
+            <w:r>
+              <w:rPr>
+                <w:bCs/>
+              </w:rPr>
+              <w:t xml:space="preserve"> `Topic` </w:t>
+            </w:r>
+            <w:r>
+              <w:rPr>
+                <w:bCs/>
+              </w:rPr>
+              <w:t>的直连交换机</w:t>
+            </w:r>
+            <w:r>
+              <w:rPr>
+                <w:bCs/>
+              </w:rPr>
+              <w:t xml:space="preserve"> `</w:t>
+            </w:r>
+            <w:proofErr w:type="spellStart"/>
+            <w:r>
+              <w:rPr>
+                <w:bCs/>
+              </w:rPr>
+              <w:t>pay.exchange</w:t>
+            </w:r>
+            <w:proofErr w:type="spellEnd"/>
+            <w:r>
+              <w:rPr>
+                <w:bCs/>
+              </w:rPr>
+              <w:t>`</w:t>
+            </w:r>
+            <w:r>
+              <w:rPr>
+                <w:bCs/>
+              </w:rPr>
+              <w:t>，并将专门处理包装通知的消息队列</w:t>
+            </w:r>
+            <w:r>
+              <w:rPr>
+                <w:bCs/>
+              </w:rPr>
+              <w:t xml:space="preserve"> `</w:t>
+            </w:r>
+            <w:proofErr w:type="spellStart"/>
+            <w:r>
+              <w:rPr>
+                <w:bCs/>
+              </w:rPr>
+              <w:t>pay.success.queue</w:t>
+            </w:r>
+            <w:proofErr w:type="spellEnd"/>
+            <w:r>
+              <w:rPr>
+                <w:bCs/>
+              </w:rPr>
+              <w:t xml:space="preserve">` </w:t>
+            </w:r>
+            <w:r>
+              <w:rPr>
+                <w:bCs/>
+              </w:rPr>
+              <w:t>通过</w:t>
+            </w:r>
+            <w:r>
+              <w:rPr>
+                <w:bCs/>
+              </w:rPr>
+              <w:t xml:space="preserve"> Routing Key `</w:t>
+            </w:r>
+            <w:proofErr w:type="spellStart"/>
+            <w:r>
+              <w:rPr>
+                <w:bCs/>
+              </w:rPr>
+              <w:t>pay.success</w:t>
+            </w:r>
+            <w:proofErr w:type="spellEnd"/>
+            <w:r>
+              <w:rPr>
+                <w:bCs/>
+              </w:rPr>
+              <w:t xml:space="preserve">` </w:t>
+            </w:r>
+            <w:r>
+              <w:rPr>
+                <w:bCs/>
+              </w:rPr>
+              <w:t>绑定到该交换机上。当模拟支付服务处理扣款成功后，首先向业务系统发送同步的</w:t>
+            </w:r>
+            <w:r>
+              <w:rPr>
+                <w:bCs/>
+              </w:rPr>
+              <w:t xml:space="preserve"> Feign </w:t>
+            </w:r>
+            <w:r>
+              <w:rPr>
+                <w:bCs/>
+              </w:rPr>
+              <w:t>更新状态请求，随后通过</w:t>
+            </w:r>
+            <w:r>
+              <w:rPr>
+                <w:bCs/>
+              </w:rPr>
+              <w:t xml:space="preserve"> `</w:t>
+            </w:r>
+            <w:proofErr w:type="spellStart"/>
+            <w:r>
+              <w:rPr>
+                <w:bCs/>
+              </w:rPr>
+              <w:t>RabbitTemplate</w:t>
+            </w:r>
+            <w:proofErr w:type="spellEnd"/>
+            <w:r>
+              <w:rPr>
+                <w:bCs/>
+              </w:rPr>
+              <w:t xml:space="preserve">` </w:t>
+            </w:r>
+            <w:r>
+              <w:rPr>
+                <w:bCs/>
+              </w:rPr>
+              <w:t>将包含了订单号的事件消息异步投递到交换机中。通知微服务</w:t>
+            </w:r>
+            <w:r>
+              <w:rPr>
+                <w:bCs/>
+              </w:rPr>
+              <w:t xml:space="preserve"> `</w:t>
+            </w:r>
+            <w:proofErr w:type="spellStart"/>
+            <w:r>
+              <w:rPr>
+                <w:bCs/>
+              </w:rPr>
+              <w:t>lgg</w:t>
+            </w:r>
+            <w:proofErr w:type="spellEnd"/>
+            <w:r>
+              <w:rPr>
+                <w:bCs/>
+              </w:rPr>
+              <w:t xml:space="preserve">-notice` </w:t>
+            </w:r>
+            <w:r>
+              <w:rPr>
+                <w:bCs/>
+              </w:rPr>
+              <w:t>中的监听器</w:t>
+            </w:r>
+            <w:r>
+              <w:rPr>
+                <w:bCs/>
+              </w:rPr>
+              <w:t xml:space="preserve"> `</w:t>
+            </w:r>
+            <w:proofErr w:type="spellStart"/>
+            <w:r>
+              <w:rPr>
+                <w:bCs/>
+              </w:rPr>
+              <w:t>PaySuccessConsumer</w:t>
+            </w:r>
+            <w:proofErr w:type="spellEnd"/>
+            <w:r>
+              <w:rPr>
+                <w:bCs/>
+              </w:rPr>
+              <w:t xml:space="preserve">` </w:t>
+            </w:r>
+            <w:r>
+              <w:rPr>
+                <w:bCs/>
+              </w:rPr>
+              <w:t>采用手动</w:t>
+            </w:r>
+            <w:r>
+              <w:rPr>
+                <w:bCs/>
+              </w:rPr>
+              <w:t xml:space="preserve"> Consumer Acknowledge</w:t>
+            </w:r>
+            <w:r>
+              <w:rPr>
+                <w:bCs/>
+              </w:rPr>
+              <w:t>（</w:t>
+            </w:r>
+            <w:r>
+              <w:rPr>
+                <w:bCs/>
+              </w:rPr>
+              <w:t>ACK</w:t>
+            </w:r>
+            <w:r>
+              <w:rPr>
+                <w:bCs/>
+              </w:rPr>
+              <w:t>）模式监听消费，当业务处理完毕后显式向</w:t>
+            </w:r>
+            <w:r>
+              <w:rPr>
+                <w:bCs/>
+              </w:rPr>
+              <w:t xml:space="preserve"> Broker </w:t>
+            </w:r>
+            <w:r>
+              <w:rPr>
+                <w:bCs/>
+              </w:rPr>
+              <w:t>发送确认信号，若消费端抛出异常则通过</w:t>
+            </w:r>
+            <w:r>
+              <w:rPr>
+                <w:bCs/>
+              </w:rPr>
+              <w:t xml:space="preserve"> NACK </w:t>
+            </w:r>
+            <w:r>
+              <w:rPr>
+                <w:bCs/>
+              </w:rPr>
+              <w:t>使消息重新入队，确保了消息投递的</w:t>
+            </w:r>
+            <w:r>
+              <w:rPr>
+                <w:bCs/>
+              </w:rPr>
+              <w:t xml:space="preserve"> 100% </w:t>
+            </w:r>
+            <w:r>
+              <w:rPr>
+                <w:bCs/>
+              </w:rPr>
+              <w:t>可靠性。</w:t>
             </w:r>
           </w:p>
           <w:p>
             <w:pPr>
-              <w:ind w:firstLine="480" w:firstLineChars="200"/>
+              <w:ind w:firstLineChars="200" w:firstLine="480"/>
               <w:rPr>
                 <w:bCs/>
               </w:rPr>
@@ -723,7 +1126,7 @@
           </w:p>
           <w:p>
             <w:pPr>
-              <w:ind w:firstLine="480" w:firstLineChars="200"/>
+              <w:ind w:firstLineChars="200" w:firstLine="480"/>
               <w:rPr>
                 <w:bCs/>
               </w:rPr>
@@ -732,24 +1135,8 @@
         </w:tc>
       </w:tr>
       <w:tr>
-        <w:tblPrEx>
-          <w:tblBorders>
-            <w:top w:val="single" w:color="auto" w:sz="4" w:space="0"/>
-            <w:left w:val="single" w:color="auto" w:sz="4" w:space="0"/>
-            <w:bottom w:val="single" w:color="auto" w:sz="4" w:space="0"/>
-            <w:right w:val="single" w:color="auto" w:sz="4" w:space="0"/>
-            <w:insideH w:val="single" w:color="auto" w:sz="4" w:space="0"/>
-            <w:insideV w:val="single" w:color="auto" w:sz="4" w:space="0"/>
-          </w:tblBorders>
-          <w:tblCellMar>
-            <w:top w:w="0" w:type="dxa"/>
-            <w:left w:w="108" w:type="dxa"/>
-            <w:bottom w:w="0" w:type="dxa"/>
-            <w:right w:w="108" w:type="dxa"/>
-          </w:tblCellMar>
-        </w:tblPrEx>
         <w:trPr>
-          <w:trHeight w:val="8354" w:hRule="atLeast"/>
+          <w:trHeight w:val="8354"/>
         </w:trPr>
         <w:tc>
           <w:tcPr>
@@ -758,6 +1145,7 @@
           </w:tcPr>
           <w:p>
             <w:r>
+              <w:lastRenderedPageBreak/>
               <w:t>工作</w:t>
             </w:r>
             <w:r>
@@ -778,39 +1166,92 @@
           </w:tcPr>
           <w:p>
             <w:pPr>
-              <w:ind w:firstLine="480" w:firstLineChars="200"/>
-              <w:rPr>
-                <w:rFonts w:hint="eastAsia"/>
-              </w:rPr>
+              <w:ind w:firstLineChars="200" w:firstLine="480"/>
             </w:pPr>
             <w:r>
               <w:rPr>
                 <w:rFonts w:hint="eastAsia"/>
               </w:rPr>
-              <w:t xml:space="preserve">本周是本学期专业方向课程设计的最后收官阶段，涉及了分布式消息机制解耦、实时推送以及自动化测试交付等多项工程化实践。通过使用 RabbitMQ 消息队列，我深刻领会到了异步解耦与削峰填谷对分布式系统高可用、高扩展性的核心意义。在深入设计手动 ACK 机制和消息、队列、交换机三层持久化配置的过程中，我掌握了如何防止分布式环境下消息意外丢失的方法。而在构建双独立 WebSocket 信道时，我不仅深入理解了 WebSocket 握手升级以及保持心跳连接的底层网络原理，更认识到在业务大系统中必须按用户角色、职责对长连接管道进行精细化路由划分。最后，PM2 长守护以及自动化测试（Newman &amp; Playwright）的落地，让我真正建立起了软件工程“持续交付与自动化验证”的质量防护网。这不仅确保了系统在演示现场离线环境下的极其稳定运行，更让我真正将课本上的微服务理论转化为工程落地实践，收获了宝贵的实战经验。</w:t>
+              <w:t>本周是本学期专业方向课程设计的最后收官阶段，涉及了分布式消息机制解耦、实时推送以及自动化测试交付等多项工程化实践。通过使用</w:t>
+            </w:r>
+            <w:r>
+              <w:rPr>
+                <w:rFonts w:hint="eastAsia"/>
+              </w:rPr>
+              <w:t xml:space="preserve"> RabbitMQ </w:t>
+            </w:r>
+            <w:r>
+              <w:rPr>
+                <w:rFonts w:hint="eastAsia"/>
+              </w:rPr>
+              <w:t>消息队列，我深刻领会到了异步解耦与削峰填谷对分布式系统高可用、高扩展性的核心意义。在深入设计手动</w:t>
+            </w:r>
+            <w:r>
+              <w:rPr>
+                <w:rFonts w:hint="eastAsia"/>
+              </w:rPr>
+              <w:t xml:space="preserve"> ACK </w:t>
+            </w:r>
+            <w:r>
+              <w:rPr>
+                <w:rFonts w:hint="eastAsia"/>
+              </w:rPr>
+              <w:t>机制和消息、队列、交换机三层持久化配置的过程中，我掌握了如何防止分布式环境下消息意外丢失的方法。而在构建双独立</w:t>
+            </w:r>
+            <w:r>
+              <w:rPr>
+                <w:rFonts w:hint="eastAsia"/>
+              </w:rPr>
+              <w:t xml:space="preserve"> WebSocket </w:t>
+            </w:r>
+            <w:r>
+              <w:rPr>
+                <w:rFonts w:hint="eastAsia"/>
+              </w:rPr>
+              <w:t>信道时，我不仅深入理解了</w:t>
+            </w:r>
+            <w:r>
+              <w:rPr>
+                <w:rFonts w:hint="eastAsia"/>
+              </w:rPr>
+              <w:t xml:space="preserve"> WebSocket </w:t>
+            </w:r>
+            <w:r>
+              <w:rPr>
+                <w:rFonts w:hint="eastAsia"/>
+              </w:rPr>
+              <w:t>握手升级以及保持心跳连接的底层网络原理，更认识到在业务大系统中必须按用户角色、职责对长连接管道进行精细化路由划分。最后，</w:t>
+            </w:r>
+            <w:r>
+              <w:rPr>
+                <w:rFonts w:hint="eastAsia"/>
+              </w:rPr>
+              <w:t xml:space="preserve">PM2 </w:t>
+            </w:r>
+            <w:r>
+              <w:rPr>
+                <w:rFonts w:hint="eastAsia"/>
+              </w:rPr>
+              <w:t>长守护以及自动化测试（</w:t>
+            </w:r>
+            <w:r>
+              <w:rPr>
+                <w:rFonts w:hint="eastAsia"/>
+              </w:rPr>
+              <w:t>Newman &amp; Playwright</w:t>
+            </w:r>
+            <w:r>
+              <w:rPr>
+                <w:rFonts w:hint="eastAsia"/>
+              </w:rPr>
+              <w:t>）的落地，让我真正建立起了软件工程“持续交付与自动化验证”的质量防护网。这不仅确保了系统在演示现场离线环境下的极其稳定运行，更让我真正将课本上的微服务理论转化为工程落地实践，收获了宝贵的实战经验。</w:t>
             </w:r>
           </w:p>
         </w:tc>
       </w:tr>
       <w:tr>
-        <w:tblPrEx>
-          <w:tblBorders>
-            <w:top w:val="single" w:color="auto" w:sz="4" w:space="0"/>
-            <w:left w:val="single" w:color="auto" w:sz="4" w:space="0"/>
-            <w:bottom w:val="single" w:color="auto" w:sz="4" w:space="0"/>
-            <w:right w:val="single" w:color="auto" w:sz="4" w:space="0"/>
-            <w:insideH w:val="single" w:color="auto" w:sz="4" w:space="0"/>
-            <w:insideV w:val="single" w:color="auto" w:sz="4" w:space="0"/>
-          </w:tblBorders>
-          <w:tblCellMar>
-            <w:top w:w="0" w:type="dxa"/>
-            <w:left w:w="108" w:type="dxa"/>
-            <w:bottom w:w="0" w:type="dxa"/>
-            <w:right w:w="108" w:type="dxa"/>
-          </w:tblCellMar>
-        </w:tblPrEx>
         <w:trPr>
-          <w:trHeight w:val="4801" w:hRule="atLeast"/>
+          <w:trHeight w:val="4801"/>
         </w:trPr>
         <w:tc>
           <w:tcPr>
@@ -855,16 +1296,16 @@
     <w:sectPr>
       <w:pgSz w:w="11906" w:h="16838"/>
       <w:pgMar w:top="1440" w:right="1800" w:bottom="1440" w:left="1800" w:header="851" w:footer="992" w:gutter="0"/>
-      <w:cols w:space="425" w:num="1"/>
-      <w:docGrid w:type="lines" w:linePitch="312" w:charSpace="0"/>
+      <w:cols w:space="425"/>
+      <w:docGrid w:type="lines" w:linePitch="312"/>
     </w:sectPr>
   </w:body>
 </w:document>
 </file>
 
 <file path=word/endnotes.xml><?xml version="1.0" encoding="utf-8"?>
-<w:endnotes xmlns:wpc="http://schemas.microsoft.com/office/word/2010/wordprocessingCanvas" xmlns:mc="http://schemas.openxmlformats.org/markup-compatibility/2006" xmlns:o="urn:schemas-microsoft-com:office:office" xmlns:r="http://schemas.openxmlformats.org/officeDocument/2006/relationships" xmlns:m="http://schemas.openxmlformats.org/officeDocument/2006/math" xmlns:v="urn:schemas-microsoft-com:vml" xmlns:wp14="http://schemas.microsoft.com/office/word/2010/wordprocessingDrawing" xmlns:wp="http://schemas.openxmlformats.org/drawingml/2006/wordprocessingDrawing" xmlns:w="http://schemas.openxmlformats.org/wordprocessingml/2006/main" xmlns:w14="http://schemas.microsoft.com/office/word/2010/wordml" xmlns:w15="http://schemas.microsoft.com/office/word/2012/wordml" xmlns:w10="urn:schemas-microsoft-com:office:word" xmlns:wpg="http://schemas.microsoft.com/office/word/2010/wordprocessingGroup" xmlns:wpi="http://schemas.microsoft.com/office/word/2010/wordprocessingInk" xmlns:wne="http://schemas.microsoft.com/office/word/2006/wordml" xmlns:wps="http://schemas.microsoft.com/office/word/2010/wordprocessingShape" xmlns:wpsCustomData="http://www.wps.cn/officeDocument/2013/wpsCustomData" mc:Ignorable="w14 w15 wp14">
-  <w:endnote w:type="separator" w:id="0">
+<w:endnotes xmlns:wpc="http://schemas.microsoft.com/office/word/2010/wordprocessingCanvas" xmlns:cx="http://schemas.microsoft.com/office/drawing/2014/chartex" xmlns:cx1="http://schemas.microsoft.com/office/drawing/2015/9/8/chartex" xmlns:cx2="http://schemas.microsoft.com/office/drawing/2015/10/21/chartex" xmlns:cx3="http://schemas.microsoft.com/office/drawing/2016/5/9/chartex" xmlns:cx4="http://schemas.microsoft.com/office/drawing/2016/5/10/chartex" xmlns:cx5="http://schemas.microsoft.com/office/drawing/2016/5/11/chartex" xmlns:cx6="http://schemas.microsoft.com/office/drawing/2016/5/12/chartex" xmlns:cx7="http://schemas.microsoft.com/office/drawing/2016/5/13/chartex" xmlns:cx8="http://schemas.microsoft.com/office/drawing/2016/5/14/chartex" xmlns:mc="http://schemas.openxmlformats.org/markup-compatibility/2006" xmlns:aink="http://schemas.microsoft.com/office/drawing/2016/ink" xmlns:am3d="http://schemas.microsoft.com/office/drawing/2017/model3d" xmlns:o="urn:schemas-microsoft-com:office:office" xmlns:oel="http://schemas.microsoft.com/office/2019/extlst" xmlns:r="http://schemas.openxmlformats.org/officeDocument/2006/relationships" xmlns:m="http://schemas.openxmlformats.org/officeDocument/2006/math" xmlns:v="urn:schemas-microsoft-com:vml" xmlns:wp14="http://schemas.microsoft.com/office/word/2010/wordprocessingDrawing" xmlns:wp="http://schemas.openxmlformats.org/drawingml/2006/wordprocessingDrawing" xmlns:w10="urn:schemas-microsoft-com:office:word" xmlns:w="http://schemas.openxmlformats.org/wordprocessingml/2006/main" xmlns:w14="http://schemas.microsoft.com/office/word/2010/wordml" xmlns:w15="http://schemas.microsoft.com/office/word/2012/wordml" xmlns:w16cex="http://schemas.microsoft.com/office/word/2018/wordml/cex" xmlns:w16cid="http://schemas.microsoft.com/office/word/2016/wordml/cid" xmlns:w16="http://schemas.microsoft.com/office/word/2018/wordml" xmlns:w16du="http://schemas.microsoft.com/office/word/2023/wordml/word16du" xmlns:w16sdtdh="http://schemas.microsoft.com/office/word/2020/wordml/sdtdatahash" xmlns:w16sdtfl="http://schemas.microsoft.com/office/word/2024/wordml/sdtformatlock" xmlns:w16se="http://schemas.microsoft.com/office/word/2015/wordml/symex" xmlns:wpg="http://schemas.microsoft.com/office/word/2010/wordprocessingGroup" xmlns:wpi="http://schemas.microsoft.com/office/word/2010/wordprocessingInk" xmlns:wne="http://schemas.microsoft.com/office/word/2006/wordml" xmlns:wps="http://schemas.microsoft.com/office/word/2010/wordprocessingShape" mc:Ignorable="w14 w15 w16se w16cid w16 w16cex w16sdtdh w16sdtfl w16du wp14">
+  <w:endnote w:type="separator" w:id="-1">
     <w:p>
       <w:pPr>
         <w:spacing w:line="240" w:lineRule="auto"/>
@@ -874,7 +1315,7 @@
       </w:r>
     </w:p>
   </w:endnote>
-  <w:endnote w:type="continuationSeparator" w:id="1">
+  <w:endnote w:type="continuationSeparator" w:id="0">
     <w:p>
       <w:pPr>
         <w:spacing w:line="240" w:lineRule="auto"/>
@@ -888,22 +1329,16 @@
 </file>
 
 <file path=word/footnotes.xml><?xml version="1.0" encoding="utf-8"?>
-<w:footnotes xmlns:wpc="http://schemas.microsoft.com/office/word/2010/wordprocessingCanvas" xmlns:mc="http://schemas.openxmlformats.org/markup-compatibility/2006" xmlns:o="urn:schemas-microsoft-com:office:office" xmlns:r="http://schemas.openxmlformats.org/officeDocument/2006/relationships" xmlns:m="http://schemas.openxmlformats.org/officeDocument/2006/math" xmlns:v="urn:schemas-microsoft-com:vml" xmlns:wp14="http://schemas.microsoft.com/office/word/2010/wordprocessingDrawing" xmlns:wp="http://schemas.openxmlformats.org/drawingml/2006/wordprocessingDrawing" xmlns:w="http://schemas.openxmlformats.org/wordprocessingml/2006/main" xmlns:w14="http://schemas.microsoft.com/office/word/2010/wordml" xmlns:w15="http://schemas.microsoft.com/office/word/2012/wordml" xmlns:w10="urn:schemas-microsoft-com:office:word" xmlns:wpg="http://schemas.microsoft.com/office/word/2010/wordprocessingGroup" xmlns:wpi="http://schemas.microsoft.com/office/word/2010/wordprocessingInk" xmlns:wne="http://schemas.microsoft.com/office/word/2006/wordml" xmlns:wps="http://schemas.microsoft.com/office/word/2010/wordprocessingShape" xmlns:wpsCustomData="http://www.wps.cn/officeDocument/2013/wpsCustomData" mc:Ignorable="w14 w15 wp14">
-  <w:footnote w:type="separator" w:id="0">
-    <w:p>
-      <w:pPr>
-        <w:spacing w:line="360" w:lineRule="auto"/>
-      </w:pPr>
+<w:footnotes xmlns:wpc="http://schemas.microsoft.com/office/word/2010/wordprocessingCanvas" xmlns:cx="http://schemas.microsoft.com/office/drawing/2014/chartex" xmlns:cx1="http://schemas.microsoft.com/office/drawing/2015/9/8/chartex" xmlns:cx2="http://schemas.microsoft.com/office/drawing/2015/10/21/chartex" xmlns:cx3="http://schemas.microsoft.com/office/drawing/2016/5/9/chartex" xmlns:cx4="http://schemas.microsoft.com/office/drawing/2016/5/10/chartex" xmlns:cx5="http://schemas.microsoft.com/office/drawing/2016/5/11/chartex" xmlns:cx6="http://schemas.microsoft.com/office/drawing/2016/5/12/chartex" xmlns:cx7="http://schemas.microsoft.com/office/drawing/2016/5/13/chartex" xmlns:cx8="http://schemas.microsoft.com/office/drawing/2016/5/14/chartex" xmlns:mc="http://schemas.openxmlformats.org/markup-compatibility/2006" xmlns:aink="http://schemas.microsoft.com/office/drawing/2016/ink" xmlns:am3d="http://schemas.microsoft.com/office/drawing/2017/model3d" xmlns:o="urn:schemas-microsoft-com:office:office" xmlns:oel="http://schemas.microsoft.com/office/2019/extlst" xmlns:r="http://schemas.openxmlformats.org/officeDocument/2006/relationships" xmlns:m="http://schemas.openxmlformats.org/officeDocument/2006/math" xmlns:v="urn:schemas-microsoft-com:vml" xmlns:wp14="http://schemas.microsoft.com/office/word/2010/wordprocessingDrawing" xmlns:wp="http://schemas.openxmlformats.org/drawingml/2006/wordprocessingDrawing" xmlns:w10="urn:schemas-microsoft-com:office:word" xmlns:w="http://schemas.openxmlformats.org/wordprocessingml/2006/main" xmlns:w14="http://schemas.microsoft.com/office/word/2010/wordml" xmlns:w15="http://schemas.microsoft.com/office/word/2012/wordml" xmlns:w16cex="http://schemas.microsoft.com/office/word/2018/wordml/cex" xmlns:w16cid="http://schemas.microsoft.com/office/word/2016/wordml/cid" xmlns:w16="http://schemas.microsoft.com/office/word/2018/wordml" xmlns:w16du="http://schemas.microsoft.com/office/word/2023/wordml/word16du" xmlns:w16sdtdh="http://schemas.microsoft.com/office/word/2020/wordml/sdtdatahash" xmlns:w16sdtfl="http://schemas.microsoft.com/office/word/2024/wordml/sdtformatlock" xmlns:w16se="http://schemas.microsoft.com/office/word/2015/wordml/symex" xmlns:wpg="http://schemas.microsoft.com/office/word/2010/wordprocessingGroup" xmlns:wpi="http://schemas.microsoft.com/office/word/2010/wordprocessingInk" xmlns:wne="http://schemas.microsoft.com/office/word/2006/wordml" xmlns:wps="http://schemas.microsoft.com/office/word/2010/wordprocessingShape" mc:Ignorable="w14 w15 w16se w16cid w16 w16cex w16sdtdh w16sdtfl w16du wp14">
+  <w:footnote w:type="separator" w:id="-1">
+    <w:p>
       <w:r>
         <w:separator/>
       </w:r>
     </w:p>
   </w:footnote>
-  <w:footnote w:type="continuationSeparator" w:id="1">
-    <w:p>
-      <w:pPr>
-        <w:spacing w:line="360" w:lineRule="auto"/>
-      </w:pPr>
+  <w:footnote w:type="continuationSeparator" w:id="0">
+    <w:p>
       <w:r>
         <w:continuationSeparator/>
       </w:r>
@@ -913,270 +1348,397 @@
 </file>
 
 <file path=word/styles.xml><?xml version="1.0" encoding="utf-8"?>
-<w:styles xmlns:mc="http://schemas.openxmlformats.org/markup-compatibility/2006" xmlns:o="urn:schemas-microsoft-com:office:office" xmlns:r="http://schemas.openxmlformats.org/officeDocument/2006/relationships" xmlns:m="http://schemas.openxmlformats.org/officeDocument/2006/math" xmlns:v="urn:schemas-microsoft-com:vml" xmlns:w="http://schemas.openxmlformats.org/wordprocessingml/2006/main" xmlns:w14="http://schemas.microsoft.com/office/word/2010/wordml" xmlns:w10="urn:schemas-microsoft-com:office:word" xmlns:sl="http://schemas.openxmlformats.org/schemaLibrary/2006/main" xmlns:wpsCustomData="http://www.wps.cn/officeDocument/2013/wpsCustomData" mc:Ignorable="w14">
+<w:styles xmlns:mc="http://schemas.openxmlformats.org/markup-compatibility/2006" xmlns:r="http://schemas.openxmlformats.org/officeDocument/2006/relationships" xmlns:w="http://schemas.openxmlformats.org/wordprocessingml/2006/main" xmlns:w14="http://schemas.microsoft.com/office/word/2010/wordml" xmlns:w15="http://schemas.microsoft.com/office/word/2012/wordml" xmlns:w16cex="http://schemas.microsoft.com/office/word/2018/wordml/cex" xmlns:w16cid="http://schemas.microsoft.com/office/word/2016/wordml/cid" xmlns:w16="http://schemas.microsoft.com/office/word/2018/wordml" xmlns:w16du="http://schemas.microsoft.com/office/word/2023/wordml/word16du" xmlns:w16sdtdh="http://schemas.microsoft.com/office/word/2020/wordml/sdtdatahash" xmlns:w16sdtfl="http://schemas.microsoft.com/office/word/2024/wordml/sdtformatlock" xmlns:w16se="http://schemas.microsoft.com/office/word/2015/wordml/symex" mc:Ignorable="w14 w15 w16se w16cid w16 w16cex w16sdtdh w16sdtfl w16du">
   <w:docDefaults>
     <w:rPrDefault>
       <w:rPr>
-        <w:rFonts w:ascii="Times New Roman" w:hAnsi="Times New Roman" w:eastAsia="宋体" w:cs="Times New Roman"/>
+        <w:rFonts w:ascii="Times New Roman" w:eastAsia="宋体" w:hAnsi="Times New Roman" w:cs="Times New Roman"/>
+        <w:lang w:val="en-US" w:eastAsia="zh-CN" w:bidi="ar-SA"/>
       </w:rPr>
     </w:rPrDefault>
     <w:pPrDefault/>
   </w:docDefaults>
-  <w:latentStyles w:defLockedState="0" w:defUIPriority="99" w:defSemiHidden="1" w:defUnhideWhenUsed="1" w:defQFormat="0" w:count="260">
-    <w:lsdException w:name="Normal" w:uiPriority="0" w:semiHidden="0" w:unhideWhenUsed="0" w:qFormat="1"/>
-    <w:lsdException w:name="heading 1" w:uiPriority="9" w:semiHidden="0" w:unhideWhenUsed="0" w:qFormat="1"/>
-    <w:lsdException w:name="heading 2" w:uiPriority="9" w:qFormat="1"/>
-    <w:lsdException w:name="heading 3" w:uiPriority="9" w:semiHidden="0" w:qFormat="1"/>
-    <w:lsdException w:name="heading 4" w:uiPriority="9" w:qFormat="1"/>
-    <w:lsdException w:name="heading 5" w:uiPriority="9" w:qFormat="1"/>
-    <w:lsdException w:name="heading 6" w:uiPriority="9" w:qFormat="1"/>
-    <w:lsdException w:name="heading 7" w:uiPriority="9" w:qFormat="1"/>
-    <w:lsdException w:name="heading 8" w:uiPriority="9" w:qFormat="1"/>
-    <w:lsdException w:name="heading 9" w:uiPriority="9" w:qFormat="1"/>
-    <w:lsdException w:name="index 1" w:uiPriority="99"/>
-    <w:lsdException w:name="index 2" w:uiPriority="99"/>
-    <w:lsdException w:name="index 3" w:uiPriority="99"/>
-    <w:lsdException w:name="index 4" w:uiPriority="99"/>
-    <w:lsdException w:name="index 5" w:uiPriority="99"/>
-    <w:lsdException w:name="index 6" w:uiPriority="99"/>
-    <w:lsdException w:name="index 7" w:uiPriority="99"/>
-    <w:lsdException w:name="index 8" w:uiPriority="99"/>
-    <w:lsdException w:name="index 9" w:uiPriority="99"/>
-    <w:lsdException w:name="toc 1" w:uiPriority="39"/>
-    <w:lsdException w:name="toc 2" w:uiPriority="39"/>
-    <w:lsdException w:name="toc 3" w:uiPriority="39"/>
-    <w:lsdException w:name="toc 4" w:uiPriority="39"/>
-    <w:lsdException w:name="toc 5" w:uiPriority="39"/>
-    <w:lsdException w:name="toc 6" w:uiPriority="39"/>
-    <w:lsdException w:name="toc 7" w:uiPriority="39"/>
-    <w:lsdException w:name="toc 8" w:uiPriority="39"/>
-    <w:lsdException w:name="toc 9" w:uiPriority="39"/>
-    <w:lsdException w:name="Normal Indent" w:uiPriority="99"/>
-    <w:lsdException w:name="footnote text" w:uiPriority="99"/>
-    <w:lsdException w:name="annotation text" w:uiPriority="99" w:qFormat="1"/>
-    <w:lsdException w:name="header" w:uiPriority="99" w:semiHidden="0" w:qFormat="1"/>
-    <w:lsdException w:name="footer" w:uiPriority="99" w:semiHidden="0" w:qFormat="1"/>
-    <w:lsdException w:name="index heading" w:uiPriority="99"/>
-    <w:lsdException w:name="caption" w:uiPriority="35" w:qFormat="1"/>
-    <w:lsdException w:name="table of figures" w:uiPriority="99"/>
-    <w:lsdException w:name="envelope address" w:uiPriority="99"/>
-    <w:lsdException w:name="envelope return" w:uiPriority="99"/>
-    <w:lsdException w:name="footnote reference" w:uiPriority="99"/>
-    <w:lsdException w:name="annotation reference" w:uiPriority="99"/>
-    <w:lsdException w:name="line number" w:uiPriority="99"/>
-    <w:lsdException w:name="page number" w:uiPriority="99"/>
-    <w:lsdException w:name="endnote reference" w:uiPriority="99"/>
-    <w:lsdException w:name="endnote text" w:uiPriority="99"/>
-    <w:lsdException w:name="table of authorities" w:uiPriority="99"/>
-    <w:lsdException w:name="macro" w:uiPriority="99"/>
-    <w:lsdException w:name="toa heading" w:uiPriority="99"/>
-    <w:lsdException w:name="List" w:uiPriority="99"/>
-    <w:lsdException w:name="List Bullet" w:uiPriority="99"/>
-    <w:lsdException w:name="List Number" w:uiPriority="99"/>
-    <w:lsdException w:name="List 2" w:uiPriority="99"/>
-    <w:lsdException w:name="List 3" w:uiPriority="99"/>
-    <w:lsdException w:name="List 4" w:uiPriority="99"/>
-    <w:lsdException w:name="List 5" w:uiPriority="99"/>
-    <w:lsdException w:name="List Bullet 2" w:uiPriority="99"/>
-    <w:lsdException w:name="List Bullet 3" w:uiPriority="99"/>
-    <w:lsdException w:name="List Bullet 4" w:uiPriority="99"/>
-    <w:lsdException w:name="List Bullet 5" w:uiPriority="99"/>
-    <w:lsdException w:name="List Number 2" w:uiPriority="99"/>
-    <w:lsdException w:name="List Number 3" w:uiPriority="99"/>
-    <w:lsdException w:name="List Number 4" w:uiPriority="99"/>
-    <w:lsdException w:name="List Number 5" w:uiPriority="99"/>
-    <w:lsdException w:name="Title" w:uiPriority="10" w:semiHidden="0" w:unhideWhenUsed="0" w:qFormat="1"/>
-    <w:lsdException w:name="Closing" w:uiPriority="99"/>
-    <w:lsdException w:name="Signature" w:uiPriority="99"/>
-    <w:lsdException w:name="Default Paragraph Font" w:uiPriority="1" w:qFormat="1"/>
-    <w:lsdException w:name="Body Text" w:uiPriority="99"/>
-    <w:lsdException w:name="Body Text Indent" w:uiPriority="99"/>
-    <w:lsdException w:name="List Continue" w:uiPriority="99"/>
-    <w:lsdException w:name="List Continue 2" w:uiPriority="99"/>
-    <w:lsdException w:name="List Continue 3" w:uiPriority="99"/>
-    <w:lsdException w:name="List Continue 4" w:uiPriority="99"/>
-    <w:lsdException w:name="List Continue 5" w:uiPriority="99"/>
-    <w:lsdException w:name="Message Header" w:uiPriority="99"/>
-    <w:lsdException w:name="Subtitle" w:uiPriority="11" w:semiHidden="0" w:unhideWhenUsed="0" w:qFormat="1"/>
-    <w:lsdException w:name="Salutation" w:uiPriority="99"/>
-    <w:lsdException w:name="Date" w:uiPriority="99"/>
-    <w:lsdException w:name="Body Text First Indent" w:uiPriority="99"/>
-    <w:lsdException w:name="Body Text First Indent 2" w:uiPriority="99"/>
-    <w:lsdException w:name="Note Heading" w:uiPriority="99"/>
-    <w:lsdException w:name="Body Text 2" w:uiPriority="99"/>
-    <w:lsdException w:name="Body Text 3" w:uiPriority="99"/>
-    <w:lsdException w:name="Body Text Indent 2" w:uiPriority="99"/>
-    <w:lsdException w:name="Body Text Indent 3" w:uiPriority="99"/>
-    <w:lsdException w:name="Block Text" w:uiPriority="99"/>
-    <w:lsdException w:name="Hyperlink" w:uiPriority="99" w:semiHidden="0" w:qFormat="1"/>
-    <w:lsdException w:name="FollowedHyperlink" w:uiPriority="99"/>
-    <w:lsdException w:name="Strong" w:uiPriority="22" w:semiHidden="0" w:unhideWhenUsed="0" w:qFormat="1"/>
-    <w:lsdException w:name="Emphasis" w:uiPriority="20" w:semiHidden="0" w:unhideWhenUsed="0" w:qFormat="1"/>
-    <w:lsdException w:name="Document Map" w:uiPriority="99"/>
-    <w:lsdException w:name="Plain Text" w:uiPriority="99"/>
-    <w:lsdException w:name="E-mail Signature" w:uiPriority="99"/>
-    <w:lsdException w:name="Normal (Web)" w:uiPriority="99" w:qFormat="1"/>
-    <w:lsdException w:name="HTML Acronym" w:uiPriority="99"/>
-    <w:lsdException w:name="HTML Address" w:uiPriority="99"/>
-    <w:lsdException w:name="HTML Cite" w:uiPriority="99"/>
-    <w:lsdException w:name="HTML Code" w:uiPriority="99"/>
-    <w:lsdException w:name="HTML Definition" w:uiPriority="99"/>
-    <w:lsdException w:name="HTML Keyboard" w:uiPriority="99"/>
-    <w:lsdException w:name="HTML Preformatted" w:uiPriority="99"/>
-    <w:lsdException w:name="HTML Sample" w:uiPriority="99"/>
-    <w:lsdException w:name="HTML Typewriter" w:uiPriority="99"/>
-    <w:lsdException w:name="HTML Variable" w:uiPriority="99"/>
-    <w:lsdException w:name="Normal Table" w:uiPriority="99" w:qFormat="1"/>
-    <w:lsdException w:name="annotation subject" w:uiPriority="99"/>
-    <w:lsdException w:name="Table Simple 1" w:uiPriority="99"/>
-    <w:lsdException w:name="Table Simple 2" w:uiPriority="99"/>
-    <w:lsdException w:name="Table Simple 3" w:uiPriority="99"/>
-    <w:lsdException w:name="Table Classic 1" w:uiPriority="99"/>
-    <w:lsdException w:name="Table Classic 2" w:uiPriority="99"/>
-    <w:lsdException w:name="Table Classic 3" w:uiPriority="99"/>
-    <w:lsdException w:name="Table Classic 4" w:uiPriority="99"/>
-    <w:lsdException w:name="Table Colorful 1" w:uiPriority="99"/>
-    <w:lsdException w:name="Table Colorful 2" w:uiPriority="99"/>
-    <w:lsdException w:name="Table Colorful 3" w:uiPriority="99"/>
-    <w:lsdException w:name="Table Columns 1" w:uiPriority="99"/>
-    <w:lsdException w:name="Table Columns 2" w:uiPriority="99"/>
-    <w:lsdException w:name="Table Columns 3" w:uiPriority="99"/>
-    <w:lsdException w:name="Table Columns 4" w:uiPriority="99"/>
-    <w:lsdException w:name="Table Columns 5" w:uiPriority="99"/>
-    <w:lsdException w:name="Table Grid 1" w:uiPriority="99"/>
-    <w:lsdException w:name="Table Grid 2" w:uiPriority="99"/>
-    <w:lsdException w:name="Table Grid 3" w:uiPriority="99"/>
-    <w:lsdException w:name="Table Grid 4" w:uiPriority="99"/>
-    <w:lsdException w:name="Table Grid 5" w:uiPriority="99"/>
-    <w:lsdException w:name="Table Grid 6" w:uiPriority="99"/>
-    <w:lsdException w:name="Table Grid 7" w:uiPriority="99"/>
-    <w:lsdException w:name="Table Grid 8" w:uiPriority="99"/>
-    <w:lsdException w:name="Table List 1" w:uiPriority="99"/>
-    <w:lsdException w:name="Table List 2" w:uiPriority="99"/>
-    <w:lsdException w:name="Table List 3" w:uiPriority="99"/>
-    <w:lsdException w:name="Table List 4" w:uiPriority="99"/>
-    <w:lsdException w:name="Table List 5" w:uiPriority="99"/>
-    <w:lsdException w:name="Table List 6" w:uiPriority="99"/>
-    <w:lsdException w:name="Table List 7" w:uiPriority="99"/>
-    <w:lsdException w:name="Table List 8" w:uiPriority="99"/>
-    <w:lsdException w:name="Table 3D effects 1" w:uiPriority="99"/>
-    <w:lsdException w:name="Table 3D effects 2" w:uiPriority="99"/>
-    <w:lsdException w:name="Table 3D effects 3" w:uiPriority="99"/>
-    <w:lsdException w:name="Table Contemporary" w:uiPriority="99"/>
-    <w:lsdException w:name="Table Elegant" w:uiPriority="99"/>
-    <w:lsdException w:name="Table Professional" w:uiPriority="99"/>
-    <w:lsdException w:name="Table Subtle 1" w:uiPriority="99"/>
-    <w:lsdException w:name="Table Subtle 2" w:uiPriority="99"/>
-    <w:lsdException w:name="Table Web 1" w:uiPriority="99"/>
-    <w:lsdException w:name="Table Web 2" w:uiPriority="99"/>
-    <w:lsdException w:name="Table Web 3" w:uiPriority="99"/>
-    <w:lsdException w:name="Balloon Text" w:uiPriority="99"/>
-    <w:lsdException w:name="Table Grid" w:uiPriority="59" w:semiHidden="0" w:unhideWhenUsed="0" w:qFormat="1"/>
-    <w:lsdException w:name="Table Theme" w:uiPriority="99"/>
-    <w:lsdException w:name="Light Shading" w:uiPriority="60" w:semiHidden="0" w:unhideWhenUsed="0"/>
-    <w:lsdException w:name="Light List" w:uiPriority="61" w:semiHidden="0" w:unhideWhenUsed="0"/>
-    <w:lsdException w:name="Light Grid" w:uiPriority="62" w:semiHidden="0" w:unhideWhenUsed="0"/>
-    <w:lsdException w:name="Medium Shading 1" w:uiPriority="63" w:semiHidden="0" w:unhideWhenUsed="0"/>
-    <w:lsdException w:name="Medium Shading 2" w:uiPriority="64" w:semiHidden="0" w:unhideWhenUsed="0"/>
-    <w:lsdException w:name="Medium List 1" w:uiPriority="65" w:semiHidden="0" w:unhideWhenUsed="0"/>
-    <w:lsdException w:name="Medium List 2" w:uiPriority="66" w:semiHidden="0" w:unhideWhenUsed="0"/>
-    <w:lsdException w:name="Medium Grid 1" w:uiPriority="67" w:semiHidden="0" w:unhideWhenUsed="0"/>
-    <w:lsdException w:name="Medium Grid 2" w:uiPriority="68" w:semiHidden="0" w:unhideWhenUsed="0"/>
-    <w:lsdException w:name="Medium Grid 3" w:uiPriority="69" w:semiHidden="0" w:unhideWhenUsed="0"/>
-    <w:lsdException w:name="Dark List" w:uiPriority="70" w:semiHidden="0" w:unhideWhenUsed="0"/>
-    <w:lsdException w:name="Colorful Shading" w:uiPriority="71" w:semiHidden="0" w:unhideWhenUsed="0"/>
-    <w:lsdException w:name="Colorful List" w:uiPriority="72" w:semiHidden="0" w:unhideWhenUsed="0"/>
-    <w:lsdException w:name="Colorful Grid" w:uiPriority="73" w:semiHidden="0" w:unhideWhenUsed="0"/>
-    <w:lsdException w:name="Light Shading Accent 1" w:uiPriority="60" w:semiHidden="0" w:unhideWhenUsed="0"/>
-    <w:lsdException w:name="Light List Accent 1" w:uiPriority="61" w:semiHidden="0" w:unhideWhenUsed="0"/>
-    <w:lsdException w:name="Light Grid Accent 1" w:uiPriority="62" w:semiHidden="0" w:unhideWhenUsed="0"/>
-    <w:lsdException w:name="Medium Shading 1 Accent 1" w:uiPriority="63" w:semiHidden="0" w:unhideWhenUsed="0"/>
-    <w:lsdException w:name="Medium Shading 2 Accent 1" w:uiPriority="64" w:semiHidden="0" w:unhideWhenUsed="0"/>
-    <w:lsdException w:name="Medium List 1 Accent 1" w:uiPriority="65" w:semiHidden="0" w:unhideWhenUsed="0"/>
-    <w:lsdException w:name="List Paragraph" w:uiPriority="34" w:semiHidden="0" w:unhideWhenUsed="0" w:qFormat="1"/>
-    <w:lsdException w:name="Medium List 2 Accent 1" w:uiPriority="66" w:semiHidden="0" w:unhideWhenUsed="0"/>
-    <w:lsdException w:name="Medium Grid 1 Accent 1" w:uiPriority="67" w:semiHidden="0" w:unhideWhenUsed="0"/>
-    <w:lsdException w:name="Medium Grid 2 Accent 1" w:uiPriority="68" w:semiHidden="0" w:unhideWhenUsed="0"/>
-    <w:lsdException w:name="Medium Grid 3 Accent 1" w:uiPriority="69" w:semiHidden="0" w:unhideWhenUsed="0"/>
-    <w:lsdException w:name="Dark List Accent 1" w:uiPriority="70" w:semiHidden="0" w:unhideWhenUsed="0"/>
-    <w:lsdException w:name="Colorful Shading Accent 1" w:uiPriority="71" w:semiHidden="0" w:unhideWhenUsed="0"/>
-    <w:lsdException w:name="Colorful List Accent 1" w:uiPriority="72" w:semiHidden="0" w:unhideWhenUsed="0"/>
-    <w:lsdException w:name="Colorful Grid Accent 1" w:uiPriority="73" w:semiHidden="0" w:unhideWhenUsed="0"/>
-    <w:lsdException w:name="Light Shading Accent 2" w:uiPriority="60" w:semiHidden="0" w:unhideWhenUsed="0"/>
-    <w:lsdException w:name="Light List Accent 2" w:uiPriority="61" w:semiHidden="0" w:unhideWhenUsed="0"/>
-    <w:lsdException w:name="Light Grid Accent 2" w:uiPriority="62" w:semiHidden="0" w:unhideWhenUsed="0"/>
-    <w:lsdException w:name="Medium Shading 1 Accent 2" w:uiPriority="63" w:semiHidden="0" w:unhideWhenUsed="0"/>
-    <w:lsdException w:name="Medium Shading 2 Accent 2" w:uiPriority="64" w:semiHidden="0" w:unhideWhenUsed="0"/>
-    <w:lsdException w:name="Medium List 1 Accent 2" w:uiPriority="65" w:semiHidden="0" w:unhideWhenUsed="0"/>
-    <w:lsdException w:name="Medium List 2 Accent 2" w:uiPriority="66" w:semiHidden="0" w:unhideWhenUsed="0"/>
-    <w:lsdException w:name="Medium Grid 1 Accent 2" w:uiPriority="67" w:semiHidden="0" w:unhideWhenUsed="0"/>
-    <w:lsdException w:name="Medium Grid 2 Accent 2" w:uiPriority="68" w:semiHidden="0" w:unhideWhenUsed="0"/>
-    <w:lsdException w:name="Medium Grid 3 Accent 2" w:uiPriority="69" w:semiHidden="0" w:unhideWhenUsed="0"/>
-    <w:lsdException w:name="Dark List Accent 2" w:uiPriority="70" w:semiHidden="0" w:unhideWhenUsed="0"/>
-    <w:lsdException w:name="Colorful Shading Accent 2" w:uiPriority="71" w:semiHidden="0" w:unhideWhenUsed="0"/>
-    <w:lsdException w:name="Colorful List Accent 2" w:uiPriority="72" w:semiHidden="0" w:unhideWhenUsed="0"/>
-    <w:lsdException w:name="Colorful Grid Accent 2" w:uiPriority="73" w:semiHidden="0" w:unhideWhenUsed="0"/>
-    <w:lsdException w:name="Light Shading Accent 3" w:uiPriority="60" w:semiHidden="0" w:unhideWhenUsed="0"/>
-    <w:lsdException w:name="Light List Accent 3" w:uiPriority="61" w:semiHidden="0" w:unhideWhenUsed="0"/>
-    <w:lsdException w:name="Light Grid Accent 3" w:uiPriority="62" w:semiHidden="0" w:unhideWhenUsed="0"/>
-    <w:lsdException w:name="Medium Shading 1 Accent 3" w:uiPriority="63" w:semiHidden="0" w:unhideWhenUsed="0"/>
-    <w:lsdException w:name="Medium Shading 2 Accent 3" w:uiPriority="64" w:semiHidden="0" w:unhideWhenUsed="0"/>
-    <w:lsdException w:name="Medium List 1 Accent 3" w:uiPriority="65" w:semiHidden="0" w:unhideWhenUsed="0"/>
-    <w:lsdException w:name="Medium List 2 Accent 3" w:uiPriority="66" w:semiHidden="0" w:unhideWhenUsed="0"/>
-    <w:lsdException w:name="Medium Grid 1 Accent 3" w:uiPriority="67" w:semiHidden="0" w:unhideWhenUsed="0"/>
-    <w:lsdException w:name="Medium Grid 2 Accent 3" w:uiPriority="68" w:semiHidden="0" w:unhideWhenUsed="0"/>
-    <w:lsdException w:name="Medium Grid 3 Accent 3" w:uiPriority="69" w:semiHidden="0" w:unhideWhenUsed="0"/>
-    <w:lsdException w:name="Dark List Accent 3" w:uiPriority="70" w:semiHidden="0" w:unhideWhenUsed="0"/>
-    <w:lsdException w:name="Colorful Shading Accent 3" w:uiPriority="71" w:semiHidden="0" w:unhideWhenUsed="0"/>
-    <w:lsdException w:name="Colorful List Accent 3" w:uiPriority="72" w:semiHidden="0" w:unhideWhenUsed="0"/>
-    <w:lsdException w:name="Colorful Grid Accent 3" w:uiPriority="73" w:semiHidden="0" w:unhideWhenUsed="0"/>
-    <w:lsdException w:name="Light Shading Accent 4" w:uiPriority="60" w:semiHidden="0" w:unhideWhenUsed="0"/>
-    <w:lsdException w:name="Light List Accent 4" w:uiPriority="61" w:semiHidden="0" w:unhideWhenUsed="0"/>
-    <w:lsdException w:name="Light Grid Accent 4" w:uiPriority="62" w:semiHidden="0" w:unhideWhenUsed="0"/>
-    <w:lsdException w:name="Medium Shading 1 Accent 4" w:uiPriority="63" w:semiHidden="0" w:unhideWhenUsed="0"/>
-    <w:lsdException w:name="Medium Shading 2 Accent 4" w:uiPriority="64" w:semiHidden="0" w:unhideWhenUsed="0"/>
-    <w:lsdException w:name="Medium List 1 Accent 4" w:uiPriority="65" w:semiHidden="0" w:unhideWhenUsed="0"/>
-    <w:lsdException w:name="Medium List 2 Accent 4" w:uiPriority="66" w:semiHidden="0" w:unhideWhenUsed="0"/>
-    <w:lsdException w:name="Medium Grid 1 Accent 4" w:uiPriority="67" w:semiHidden="0" w:unhideWhenUsed="0"/>
-    <w:lsdException w:name="Medium Grid 2 Accent 4" w:uiPriority="68" w:semiHidden="0" w:unhideWhenUsed="0"/>
-    <w:lsdException w:name="Medium Grid 3 Accent 4" w:uiPriority="69" w:semiHidden="0" w:unhideWhenUsed="0"/>
-    <w:lsdException w:name="Dark List Accent 4" w:uiPriority="70" w:semiHidden="0" w:unhideWhenUsed="0"/>
-    <w:lsdException w:name="Colorful Shading Accent 4" w:uiPriority="71" w:semiHidden="0" w:unhideWhenUsed="0"/>
-    <w:lsdException w:name="Colorful List Accent 4" w:uiPriority="72" w:semiHidden="0" w:unhideWhenUsed="0"/>
-    <w:lsdException w:name="Colorful Grid Accent 4" w:uiPriority="73" w:semiHidden="0" w:unhideWhenUsed="0"/>
-    <w:lsdException w:name="Light Shading Accent 5" w:uiPriority="60" w:semiHidden="0" w:unhideWhenUsed="0"/>
-    <w:lsdException w:name="Light List Accent 5" w:uiPriority="61" w:semiHidden="0" w:unhideWhenUsed="0"/>
-    <w:lsdException w:name="Light Grid Accent 5" w:uiPriority="62" w:semiHidden="0" w:unhideWhenUsed="0"/>
-    <w:lsdException w:name="Medium Shading 1 Accent 5" w:uiPriority="63" w:semiHidden="0" w:unhideWhenUsed="0"/>
-    <w:lsdException w:name="Medium Shading 2 Accent 5" w:uiPriority="64" w:semiHidden="0" w:unhideWhenUsed="0"/>
-    <w:lsdException w:name="Medium List 1 Accent 5" w:uiPriority="65" w:semiHidden="0" w:unhideWhenUsed="0"/>
-    <w:lsdException w:name="Medium List 2 Accent 5" w:uiPriority="66" w:semiHidden="0" w:unhideWhenUsed="0"/>
-    <w:lsdException w:name="Medium Grid 1 Accent 5" w:uiPriority="67" w:semiHidden="0" w:unhideWhenUsed="0"/>
-    <w:lsdException w:name="Medium Grid 2 Accent 5" w:uiPriority="68" w:semiHidden="0" w:unhideWhenUsed="0"/>
-    <w:lsdException w:name="Medium Grid 3 Accent 5" w:uiPriority="69" w:semiHidden="0" w:unhideWhenUsed="0"/>
-    <w:lsdException w:name="Dark List Accent 5" w:uiPriority="70" w:semiHidden="0" w:unhideWhenUsed="0"/>
-    <w:lsdException w:name="Colorful Shading Accent 5" w:uiPriority="71" w:semiHidden="0" w:unhideWhenUsed="0"/>
-    <w:lsdException w:name="Colorful List Accent 5" w:uiPriority="72" w:semiHidden="0" w:unhideWhenUsed="0"/>
-    <w:lsdException w:name="Colorful Grid Accent 5" w:uiPriority="73" w:semiHidden="0" w:unhideWhenUsed="0"/>
-    <w:lsdException w:name="Light Shading Accent 6" w:uiPriority="60" w:semiHidden="0" w:unhideWhenUsed="0"/>
-    <w:lsdException w:name="Light List Accent 6" w:uiPriority="61" w:semiHidden="0" w:unhideWhenUsed="0"/>
-    <w:lsdException w:name="Light Grid Accent 6" w:uiPriority="62" w:semiHidden="0" w:unhideWhenUsed="0"/>
-    <w:lsdException w:name="Medium Shading 1 Accent 6" w:uiPriority="63" w:semiHidden="0" w:unhideWhenUsed="0"/>
-    <w:lsdException w:name="Medium Shading 2 Accent 6" w:uiPriority="64" w:semiHidden="0" w:unhideWhenUsed="0"/>
-    <w:lsdException w:name="Medium List 1 Accent 6" w:uiPriority="65" w:semiHidden="0" w:unhideWhenUsed="0"/>
-    <w:lsdException w:name="Medium List 2 Accent 6" w:uiPriority="66" w:semiHidden="0" w:unhideWhenUsed="0"/>
-    <w:lsdException w:name="Medium Grid 1 Accent 6" w:uiPriority="67" w:semiHidden="0" w:unhideWhenUsed="0"/>
-    <w:lsdException w:name="Medium Grid 2 Accent 6" w:uiPriority="68" w:semiHidden="0" w:unhideWhenUsed="0"/>
-    <w:lsdException w:name="Medium Grid 3 Accent 6" w:uiPriority="69" w:semiHidden="0" w:unhideWhenUsed="0"/>
-    <w:lsdException w:name="Dark List Accent 6" w:uiPriority="70" w:semiHidden="0" w:unhideWhenUsed="0"/>
-    <w:lsdException w:name="Colorful Shading Accent 6" w:uiPriority="71" w:semiHidden="0" w:unhideWhenUsed="0"/>
-    <w:lsdException w:name="Colorful List Accent 6" w:uiPriority="72" w:semiHidden="0" w:unhideWhenUsed="0"/>
-    <w:lsdException w:name="Colorful Grid Accent 6" w:uiPriority="73" w:semiHidden="0" w:unhideWhenUsed="0"/>
+  <w:latentStyles w:defLockedState="0" w:defUIPriority="99" w:defSemiHidden="0" w:defUnhideWhenUsed="0" w:defQFormat="0" w:count="376">
+    <w:lsdException w:name="Normal" w:uiPriority="0" w:qFormat="1"/>
+    <w:lsdException w:name="heading 1" w:uiPriority="9" w:qFormat="1"/>
+    <w:lsdException w:name="heading 2" w:semiHidden="1" w:uiPriority="9" w:unhideWhenUsed="1" w:qFormat="1"/>
+    <w:lsdException w:name="heading 3" w:uiPriority="9" w:unhideWhenUsed="1" w:qFormat="1"/>
+    <w:lsdException w:name="heading 4" w:semiHidden="1" w:uiPriority="9" w:unhideWhenUsed="1" w:qFormat="1"/>
+    <w:lsdException w:name="heading 5" w:semiHidden="1" w:uiPriority="9" w:unhideWhenUsed="1" w:qFormat="1"/>
+    <w:lsdException w:name="heading 6" w:semiHidden="1" w:uiPriority="9" w:unhideWhenUsed="1" w:qFormat="1"/>
+    <w:lsdException w:name="heading 7" w:semiHidden="1" w:uiPriority="9" w:unhideWhenUsed="1" w:qFormat="1"/>
+    <w:lsdException w:name="heading 8" w:semiHidden="1" w:uiPriority="9" w:unhideWhenUsed="1" w:qFormat="1"/>
+    <w:lsdException w:name="heading 9" w:semiHidden="1" w:uiPriority="9" w:unhideWhenUsed="1" w:qFormat="1"/>
+    <w:lsdException w:name="index 1" w:semiHidden="1" w:unhideWhenUsed="1"/>
+    <w:lsdException w:name="index 2" w:semiHidden="1" w:unhideWhenUsed="1"/>
+    <w:lsdException w:name="index 3" w:semiHidden="1" w:unhideWhenUsed="1"/>
+    <w:lsdException w:name="index 4" w:semiHidden="1" w:unhideWhenUsed="1"/>
+    <w:lsdException w:name="index 5" w:semiHidden="1" w:unhideWhenUsed="1"/>
+    <w:lsdException w:name="index 6" w:semiHidden="1" w:unhideWhenUsed="1"/>
+    <w:lsdException w:name="index 7" w:semiHidden="1" w:unhideWhenUsed="1"/>
+    <w:lsdException w:name="index 8" w:semiHidden="1" w:unhideWhenUsed="1"/>
+    <w:lsdException w:name="index 9" w:semiHidden="1" w:unhideWhenUsed="1"/>
+    <w:lsdException w:name="toc 1" w:semiHidden="1" w:uiPriority="39" w:unhideWhenUsed="1"/>
+    <w:lsdException w:name="toc 2" w:semiHidden="1" w:uiPriority="39" w:unhideWhenUsed="1"/>
+    <w:lsdException w:name="toc 3" w:semiHidden="1" w:uiPriority="39" w:unhideWhenUsed="1"/>
+    <w:lsdException w:name="toc 4" w:semiHidden="1" w:uiPriority="39" w:unhideWhenUsed="1"/>
+    <w:lsdException w:name="toc 5" w:semiHidden="1" w:uiPriority="39" w:unhideWhenUsed="1"/>
+    <w:lsdException w:name="toc 6" w:semiHidden="1" w:uiPriority="39" w:unhideWhenUsed="1"/>
+    <w:lsdException w:name="toc 7" w:semiHidden="1" w:uiPriority="39" w:unhideWhenUsed="1"/>
+    <w:lsdException w:name="toc 8" w:semiHidden="1" w:uiPriority="39" w:unhideWhenUsed="1"/>
+    <w:lsdException w:name="toc 9" w:semiHidden="1" w:uiPriority="39" w:unhideWhenUsed="1"/>
+    <w:lsdException w:name="Normal Indent" w:semiHidden="1" w:unhideWhenUsed="1"/>
+    <w:lsdException w:name="footnote text" w:semiHidden="1" w:unhideWhenUsed="1"/>
+    <w:lsdException w:name="annotation text" w:semiHidden="1" w:unhideWhenUsed="1" w:qFormat="1"/>
+    <w:lsdException w:name="header" w:unhideWhenUsed="1" w:qFormat="1"/>
+    <w:lsdException w:name="footer" w:unhideWhenUsed="1" w:qFormat="1"/>
+    <w:lsdException w:name="index heading" w:semiHidden="1" w:unhideWhenUsed="1"/>
+    <w:lsdException w:name="caption" w:semiHidden="1" w:uiPriority="35" w:unhideWhenUsed="1" w:qFormat="1"/>
+    <w:lsdException w:name="table of figures" w:semiHidden="1" w:unhideWhenUsed="1"/>
+    <w:lsdException w:name="envelope address" w:semiHidden="1" w:unhideWhenUsed="1"/>
+    <w:lsdException w:name="envelope return" w:semiHidden="1" w:unhideWhenUsed="1"/>
+    <w:lsdException w:name="footnote reference" w:semiHidden="1" w:unhideWhenUsed="1"/>
+    <w:lsdException w:name="annotation reference" w:semiHidden="1" w:unhideWhenUsed="1"/>
+    <w:lsdException w:name="line number" w:semiHidden="1" w:unhideWhenUsed="1"/>
+    <w:lsdException w:name="page number" w:semiHidden="1" w:unhideWhenUsed="1"/>
+    <w:lsdException w:name="endnote reference" w:semiHidden="1" w:unhideWhenUsed="1"/>
+    <w:lsdException w:name="endnote text" w:semiHidden="1" w:unhideWhenUsed="1"/>
+    <w:lsdException w:name="table of authorities" w:semiHidden="1" w:unhideWhenUsed="1"/>
+    <w:lsdException w:name="macro" w:semiHidden="1" w:unhideWhenUsed="1"/>
+    <w:lsdException w:name="toa heading" w:semiHidden="1" w:unhideWhenUsed="1"/>
+    <w:lsdException w:name="List" w:semiHidden="1" w:unhideWhenUsed="1"/>
+    <w:lsdException w:name="List Bullet" w:semiHidden="1" w:unhideWhenUsed="1"/>
+    <w:lsdException w:name="List Number" w:semiHidden="1" w:unhideWhenUsed="1"/>
+    <w:lsdException w:name="List 2" w:semiHidden="1" w:unhideWhenUsed="1"/>
+    <w:lsdException w:name="List 3" w:semiHidden="1" w:unhideWhenUsed="1"/>
+    <w:lsdException w:name="List 4" w:semiHidden="1" w:unhideWhenUsed="1"/>
+    <w:lsdException w:name="List 5" w:semiHidden="1" w:unhideWhenUsed="1"/>
+    <w:lsdException w:name="List Bullet 2" w:semiHidden="1" w:unhideWhenUsed="1"/>
+    <w:lsdException w:name="List Bullet 3" w:semiHidden="1" w:unhideWhenUsed="1"/>
+    <w:lsdException w:name="List Bullet 4" w:semiHidden="1" w:unhideWhenUsed="1"/>
+    <w:lsdException w:name="List Bullet 5" w:semiHidden="1" w:unhideWhenUsed="1"/>
+    <w:lsdException w:name="List Number 2" w:semiHidden="1" w:unhideWhenUsed="1"/>
+    <w:lsdException w:name="List Number 3" w:semiHidden="1" w:unhideWhenUsed="1"/>
+    <w:lsdException w:name="List Number 4" w:semiHidden="1" w:unhideWhenUsed="1"/>
+    <w:lsdException w:name="List Number 5" w:semiHidden="1" w:unhideWhenUsed="1"/>
+    <w:lsdException w:name="Title" w:uiPriority="10" w:qFormat="1"/>
+    <w:lsdException w:name="Closing" w:semiHidden="1" w:unhideWhenUsed="1"/>
+    <w:lsdException w:name="Signature" w:semiHidden="1" w:unhideWhenUsed="1"/>
+    <w:lsdException w:name="Default Paragraph Font" w:semiHidden="1" w:uiPriority="1" w:unhideWhenUsed="1" w:qFormat="1"/>
+    <w:lsdException w:name="Body Text" w:semiHidden="1" w:unhideWhenUsed="1"/>
+    <w:lsdException w:name="Body Text Indent" w:semiHidden="1" w:unhideWhenUsed="1"/>
+    <w:lsdException w:name="List Continue" w:semiHidden="1" w:unhideWhenUsed="1"/>
+    <w:lsdException w:name="List Continue 2" w:semiHidden="1" w:unhideWhenUsed="1"/>
+    <w:lsdException w:name="List Continue 3" w:semiHidden="1" w:unhideWhenUsed="1"/>
+    <w:lsdException w:name="List Continue 4" w:semiHidden="1" w:unhideWhenUsed="1"/>
+    <w:lsdException w:name="List Continue 5" w:semiHidden="1" w:unhideWhenUsed="1"/>
+    <w:lsdException w:name="Message Header" w:semiHidden="1" w:unhideWhenUsed="1"/>
+    <w:lsdException w:name="Subtitle" w:uiPriority="11" w:qFormat="1"/>
+    <w:lsdException w:name="Salutation" w:semiHidden="1" w:unhideWhenUsed="1"/>
+    <w:lsdException w:name="Date" w:semiHidden="1" w:unhideWhenUsed="1"/>
+    <w:lsdException w:name="Body Text First Indent" w:semiHidden="1" w:unhideWhenUsed="1"/>
+    <w:lsdException w:name="Body Text First Indent 2" w:semiHidden="1" w:unhideWhenUsed="1"/>
+    <w:lsdException w:name="Note Heading" w:semiHidden="1" w:unhideWhenUsed="1"/>
+    <w:lsdException w:name="Body Text 2" w:semiHidden="1" w:unhideWhenUsed="1"/>
+    <w:lsdException w:name="Body Text 3" w:semiHidden="1" w:unhideWhenUsed="1"/>
+    <w:lsdException w:name="Body Text Indent 2" w:semiHidden="1" w:unhideWhenUsed="1"/>
+    <w:lsdException w:name="Body Text Indent 3" w:semiHidden="1" w:unhideWhenUsed="1"/>
+    <w:lsdException w:name="Block Text" w:semiHidden="1" w:unhideWhenUsed="1"/>
+    <w:lsdException w:name="Hyperlink" w:unhideWhenUsed="1" w:qFormat="1"/>
+    <w:lsdException w:name="FollowedHyperlink" w:semiHidden="1" w:unhideWhenUsed="1"/>
+    <w:lsdException w:name="Strong" w:uiPriority="22" w:qFormat="1"/>
+    <w:lsdException w:name="Emphasis" w:uiPriority="20" w:qFormat="1"/>
+    <w:lsdException w:name="Document Map" w:semiHidden="1" w:unhideWhenUsed="1"/>
+    <w:lsdException w:name="Plain Text" w:semiHidden="1" w:unhideWhenUsed="1"/>
+    <w:lsdException w:name="E-mail Signature" w:semiHidden="1" w:unhideWhenUsed="1"/>
+    <w:lsdException w:name="HTML Top of Form" w:semiHidden="1" w:unhideWhenUsed="1"/>
+    <w:lsdException w:name="HTML Bottom of Form" w:semiHidden="1" w:unhideWhenUsed="1"/>
+    <w:lsdException w:name="Normal (Web)" w:semiHidden="1" w:unhideWhenUsed="1" w:qFormat="1"/>
+    <w:lsdException w:name="HTML Acronym" w:semiHidden="1" w:unhideWhenUsed="1"/>
+    <w:lsdException w:name="HTML Address" w:semiHidden="1" w:unhideWhenUsed="1"/>
+    <w:lsdException w:name="HTML Cite" w:semiHidden="1" w:unhideWhenUsed="1"/>
+    <w:lsdException w:name="HTML Code" w:semiHidden="1" w:unhideWhenUsed="1"/>
+    <w:lsdException w:name="HTML Definition" w:semiHidden="1" w:unhideWhenUsed="1"/>
+    <w:lsdException w:name="HTML Keyboard" w:semiHidden="1" w:unhideWhenUsed="1"/>
+    <w:lsdException w:name="HTML Preformatted" w:semiHidden="1" w:unhideWhenUsed="1"/>
+    <w:lsdException w:name="HTML Sample" w:semiHidden="1" w:unhideWhenUsed="1"/>
+    <w:lsdException w:name="HTML Typewriter" w:semiHidden="1" w:unhideWhenUsed="1"/>
+    <w:lsdException w:name="HTML Variable" w:semiHidden="1" w:unhideWhenUsed="1"/>
+    <w:lsdException w:name="Normal Table" w:semiHidden="1" w:unhideWhenUsed="1" w:qFormat="1"/>
+    <w:lsdException w:name="annotation subject" w:semiHidden="1" w:unhideWhenUsed="1"/>
+    <w:lsdException w:name="No List" w:semiHidden="1" w:unhideWhenUsed="1"/>
+    <w:lsdException w:name="Outline List 1" w:semiHidden="1" w:unhideWhenUsed="1"/>
+    <w:lsdException w:name="Outline List 2" w:semiHidden="1" w:unhideWhenUsed="1"/>
+    <w:lsdException w:name="Outline List 3" w:semiHidden="1" w:unhideWhenUsed="1"/>
+    <w:lsdException w:name="Table Simple 1" w:semiHidden="1" w:unhideWhenUsed="1"/>
+    <w:lsdException w:name="Table Simple 2" w:semiHidden="1" w:unhideWhenUsed="1"/>
+    <w:lsdException w:name="Table Simple 3" w:semiHidden="1" w:unhideWhenUsed="1"/>
+    <w:lsdException w:name="Table Classic 1" w:semiHidden="1" w:unhideWhenUsed="1"/>
+    <w:lsdException w:name="Table Classic 2" w:semiHidden="1" w:unhideWhenUsed="1"/>
+    <w:lsdException w:name="Table Classic 3" w:semiHidden="1" w:unhideWhenUsed="1"/>
+    <w:lsdException w:name="Table Classic 4" w:semiHidden="1" w:unhideWhenUsed="1"/>
+    <w:lsdException w:name="Table Colorful 1" w:semiHidden="1" w:unhideWhenUsed="1"/>
+    <w:lsdException w:name="Table Colorful 2" w:semiHidden="1" w:unhideWhenUsed="1"/>
+    <w:lsdException w:name="Table Colorful 3" w:semiHidden="1" w:unhideWhenUsed="1"/>
+    <w:lsdException w:name="Table Columns 1" w:semiHidden="1" w:unhideWhenUsed="1"/>
+    <w:lsdException w:name="Table Columns 2" w:semiHidden="1" w:unhideWhenUsed="1"/>
+    <w:lsdException w:name="Table Columns 3" w:semiHidden="1" w:unhideWhenUsed="1"/>
+    <w:lsdException w:name="Table Columns 4" w:semiHidden="1" w:unhideWhenUsed="1"/>
+    <w:lsdException w:name="Table Columns 5" w:semiHidden="1" w:unhideWhenUsed="1"/>
+    <w:lsdException w:name="Table Grid 1" w:semiHidden="1" w:unhideWhenUsed="1"/>
+    <w:lsdException w:name="Table Grid 2" w:semiHidden="1" w:unhideWhenUsed="1"/>
+    <w:lsdException w:name="Table Grid 3" w:semiHidden="1" w:unhideWhenUsed="1"/>
+    <w:lsdException w:name="Table Grid 4" w:semiHidden="1" w:unhideWhenUsed="1"/>
+    <w:lsdException w:name="Table Grid 5" w:semiHidden="1" w:unhideWhenUsed="1"/>
+    <w:lsdException w:name="Table Grid 6" w:semiHidden="1" w:unhideWhenUsed="1"/>
+    <w:lsdException w:name="Table Grid 7" w:semiHidden="1" w:unhideWhenUsed="1"/>
+    <w:lsdException w:name="Table Grid 8" w:semiHidden="1" w:unhideWhenUsed="1"/>
+    <w:lsdException w:name="Table List 1" w:semiHidden="1" w:unhideWhenUsed="1"/>
+    <w:lsdException w:name="Table List 2" w:semiHidden="1" w:unhideWhenUsed="1"/>
+    <w:lsdException w:name="Table List 3" w:semiHidden="1" w:unhideWhenUsed="1"/>
+    <w:lsdException w:name="Table List 4" w:semiHidden="1" w:unhideWhenUsed="1"/>
+    <w:lsdException w:name="Table List 5" w:semiHidden="1" w:unhideWhenUsed="1"/>
+    <w:lsdException w:name="Table List 6" w:semiHidden="1" w:unhideWhenUsed="1"/>
+    <w:lsdException w:name="Table List 7" w:semiHidden="1" w:unhideWhenUsed="1"/>
+    <w:lsdException w:name="Table List 8" w:semiHidden="1" w:unhideWhenUsed="1"/>
+    <w:lsdException w:name="Table 3D effects 1" w:semiHidden="1" w:unhideWhenUsed="1"/>
+    <w:lsdException w:name="Table 3D effects 2" w:semiHidden="1" w:unhideWhenUsed="1"/>
+    <w:lsdException w:name="Table 3D effects 3" w:semiHidden="1" w:unhideWhenUsed="1"/>
+    <w:lsdException w:name="Table Contemporary" w:semiHidden="1" w:unhideWhenUsed="1"/>
+    <w:lsdException w:name="Table Elegant" w:semiHidden="1" w:unhideWhenUsed="1"/>
+    <w:lsdException w:name="Table Professional" w:semiHidden="1" w:unhideWhenUsed="1"/>
+    <w:lsdException w:name="Table Subtle 1" w:semiHidden="1" w:unhideWhenUsed="1"/>
+    <w:lsdException w:name="Table Subtle 2" w:semiHidden="1" w:unhideWhenUsed="1"/>
+    <w:lsdException w:name="Table Web 1" w:semiHidden="1" w:unhideWhenUsed="1"/>
+    <w:lsdException w:name="Table Web 2" w:semiHidden="1" w:unhideWhenUsed="1"/>
+    <w:lsdException w:name="Table Web 3" w:semiHidden="1" w:unhideWhenUsed="1"/>
+    <w:lsdException w:name="Balloon Text" w:semiHidden="1" w:unhideWhenUsed="1"/>
+    <w:lsdException w:name="Table Grid" w:uiPriority="59" w:qFormat="1"/>
+    <w:lsdException w:name="Table Theme" w:semiHidden="1" w:unhideWhenUsed="1"/>
+    <w:lsdException w:name="Placeholder Text" w:semiHidden="1" w:unhideWhenUsed="1"/>
+    <w:lsdException w:name="No Spacing" w:semiHidden="1" w:unhideWhenUsed="1"/>
+    <w:lsdException w:name="Light Shading" w:uiPriority="60"/>
+    <w:lsdException w:name="Light List" w:uiPriority="61"/>
+    <w:lsdException w:name="Light Grid" w:uiPriority="62"/>
+    <w:lsdException w:name="Medium Shading 1" w:uiPriority="63"/>
+    <w:lsdException w:name="Medium Shading 2" w:uiPriority="64"/>
+    <w:lsdException w:name="Medium List 1" w:uiPriority="65"/>
+    <w:lsdException w:name="Medium List 2" w:uiPriority="66"/>
+    <w:lsdException w:name="Medium Grid 1" w:uiPriority="67"/>
+    <w:lsdException w:name="Medium Grid 2" w:uiPriority="68"/>
+    <w:lsdException w:name="Medium Grid 3" w:uiPriority="69"/>
+    <w:lsdException w:name="Dark List" w:uiPriority="70"/>
+    <w:lsdException w:name="Colorful Shading" w:uiPriority="71"/>
+    <w:lsdException w:name="Colorful List" w:uiPriority="72"/>
+    <w:lsdException w:name="Colorful Grid" w:uiPriority="73"/>
+    <w:lsdException w:name="Light Shading Accent 1" w:uiPriority="60"/>
+    <w:lsdException w:name="Light List Accent 1" w:uiPriority="61"/>
+    <w:lsdException w:name="Light Grid Accent 1" w:uiPriority="62"/>
+    <w:lsdException w:name="Medium Shading 1 Accent 1" w:uiPriority="63"/>
+    <w:lsdException w:name="Medium Shading 2 Accent 1" w:uiPriority="64"/>
+    <w:lsdException w:name="Medium List 1 Accent 1" w:uiPriority="65"/>
+    <w:lsdException w:name="Revision" w:semiHidden="1" w:unhideWhenUsed="1"/>
+    <w:lsdException w:name="List Paragraph" w:uiPriority="34" w:qFormat="1"/>
+    <w:lsdException w:name="Quote" w:semiHidden="1" w:unhideWhenUsed="1"/>
+    <w:lsdException w:name="Intense Quote" w:semiHidden="1" w:unhideWhenUsed="1"/>
+    <w:lsdException w:name="Medium List 2 Accent 1" w:uiPriority="66"/>
+    <w:lsdException w:name="Medium Grid 1 Accent 1" w:uiPriority="67"/>
+    <w:lsdException w:name="Medium Grid 2 Accent 1" w:uiPriority="68"/>
+    <w:lsdException w:name="Medium Grid 3 Accent 1" w:uiPriority="69"/>
+    <w:lsdException w:name="Dark List Accent 1" w:uiPriority="70"/>
+    <w:lsdException w:name="Colorful Shading Accent 1" w:uiPriority="71"/>
+    <w:lsdException w:name="Colorful List Accent 1" w:uiPriority="72"/>
+    <w:lsdException w:name="Colorful Grid Accent 1" w:uiPriority="73"/>
+    <w:lsdException w:name="Light Shading Accent 2" w:uiPriority="60"/>
+    <w:lsdException w:name="Light List Accent 2" w:uiPriority="61"/>
+    <w:lsdException w:name="Light Grid Accent 2" w:uiPriority="62"/>
+    <w:lsdException w:name="Medium Shading 1 Accent 2" w:uiPriority="63"/>
+    <w:lsdException w:name="Medium Shading 2 Accent 2" w:uiPriority="64"/>
+    <w:lsdException w:name="Medium List 1 Accent 2" w:uiPriority="65"/>
+    <w:lsdException w:name="Medium List 2 Accent 2" w:uiPriority="66"/>
+    <w:lsdException w:name="Medium Grid 1 Accent 2" w:uiPriority="67"/>
+    <w:lsdException w:name="Medium Grid 2 Accent 2" w:uiPriority="68"/>
+    <w:lsdException w:name="Medium Grid 3 Accent 2" w:uiPriority="69"/>
+    <w:lsdException w:name="Dark List Accent 2" w:uiPriority="70"/>
+    <w:lsdException w:name="Colorful Shading Accent 2" w:uiPriority="71"/>
+    <w:lsdException w:name="Colorful List Accent 2" w:uiPriority="72"/>
+    <w:lsdException w:name="Colorful Grid Accent 2" w:uiPriority="73"/>
+    <w:lsdException w:name="Light Shading Accent 3" w:uiPriority="60"/>
+    <w:lsdException w:name="Light List Accent 3" w:uiPriority="61"/>
+    <w:lsdException w:name="Light Grid Accent 3" w:uiPriority="62"/>
+    <w:lsdException w:name="Medium Shading 1 Accent 3" w:uiPriority="63"/>
+    <w:lsdException w:name="Medium Shading 2 Accent 3" w:uiPriority="64"/>
+    <w:lsdException w:name="Medium List 1 Accent 3" w:uiPriority="65"/>
+    <w:lsdException w:name="Medium List 2 Accent 3" w:uiPriority="66"/>
+    <w:lsdException w:name="Medium Grid 1 Accent 3" w:uiPriority="67"/>
+    <w:lsdException w:name="Medium Grid 2 Accent 3" w:uiPriority="68"/>
+    <w:lsdException w:name="Medium Grid 3 Accent 3" w:uiPriority="69"/>
+    <w:lsdException w:name="Dark List Accent 3" w:uiPriority="70"/>
+    <w:lsdException w:name="Colorful Shading Accent 3" w:uiPriority="71"/>
+    <w:lsdException w:name="Colorful List Accent 3" w:uiPriority="72"/>
+    <w:lsdException w:name="Colorful Grid Accent 3" w:uiPriority="73"/>
+    <w:lsdException w:name="Light Shading Accent 4" w:uiPriority="60"/>
+    <w:lsdException w:name="Light List Accent 4" w:uiPriority="61"/>
+    <w:lsdException w:name="Light Grid Accent 4" w:uiPriority="62"/>
+    <w:lsdException w:name="Medium Shading 1 Accent 4" w:uiPriority="63"/>
+    <w:lsdException w:name="Medium Shading 2 Accent 4" w:uiPriority="64"/>
+    <w:lsdException w:name="Medium List 1 Accent 4" w:uiPriority="65"/>
+    <w:lsdException w:name="Medium List 2 Accent 4" w:uiPriority="66"/>
+    <w:lsdException w:name="Medium Grid 1 Accent 4" w:uiPriority="67"/>
+    <w:lsdException w:name="Medium Grid 2 Accent 4" w:uiPriority="68"/>
+    <w:lsdException w:name="Medium Grid 3 Accent 4" w:uiPriority="69"/>
+    <w:lsdException w:name="Dark List Accent 4" w:uiPriority="70"/>
+    <w:lsdException w:name="Colorful Shading Accent 4" w:uiPriority="71"/>
+    <w:lsdException w:name="Colorful List Accent 4" w:uiPriority="72"/>
+    <w:lsdException w:name="Colorful Grid Accent 4" w:uiPriority="73"/>
+    <w:lsdException w:name="Light Shading Accent 5" w:uiPriority="60"/>
+    <w:lsdException w:name="Light List Accent 5" w:uiPriority="61"/>
+    <w:lsdException w:name="Light Grid Accent 5" w:uiPriority="62"/>
+    <w:lsdException w:name="Medium Shading 1 Accent 5" w:uiPriority="63"/>
+    <w:lsdException w:name="Medium Shading 2 Accent 5" w:uiPriority="64"/>
+    <w:lsdException w:name="Medium List 1 Accent 5" w:uiPriority="65"/>
+    <w:lsdException w:name="Medium List 2 Accent 5" w:uiPriority="66"/>
+    <w:lsdException w:name="Medium Grid 1 Accent 5" w:uiPriority="67"/>
+    <w:lsdException w:name="Medium Grid 2 Accent 5" w:uiPriority="68"/>
+    <w:lsdException w:name="Medium Grid 3 Accent 5" w:uiPriority="69"/>
+    <w:lsdException w:name="Dark List Accent 5" w:uiPriority="70"/>
+    <w:lsdException w:name="Colorful Shading Accent 5" w:uiPriority="71"/>
+    <w:lsdException w:name="Colorful List Accent 5" w:uiPriority="72"/>
+    <w:lsdException w:name="Colorful Grid Accent 5" w:uiPriority="73"/>
+    <w:lsdException w:name="Light Shading Accent 6" w:uiPriority="60"/>
+    <w:lsdException w:name="Light List Accent 6" w:uiPriority="61"/>
+    <w:lsdException w:name="Light Grid Accent 6" w:uiPriority="62"/>
+    <w:lsdException w:name="Medium Shading 1 Accent 6" w:uiPriority="63"/>
+    <w:lsdException w:name="Medium Shading 2 Accent 6" w:uiPriority="64"/>
+    <w:lsdException w:name="Medium List 1 Accent 6" w:uiPriority="65"/>
+    <w:lsdException w:name="Medium List 2 Accent 6" w:uiPriority="66"/>
+    <w:lsdException w:name="Medium Grid 1 Accent 6" w:uiPriority="67"/>
+    <w:lsdException w:name="Medium Grid 2 Accent 6" w:uiPriority="68"/>
+    <w:lsdException w:name="Medium Grid 3 Accent 6" w:uiPriority="69"/>
+    <w:lsdException w:name="Dark List Accent 6" w:uiPriority="70"/>
+    <w:lsdException w:name="Colorful Shading Accent 6" w:uiPriority="71"/>
+    <w:lsdException w:name="Colorful List Accent 6" w:uiPriority="72"/>
+    <w:lsdException w:name="Colorful Grid Accent 6" w:uiPriority="73"/>
+    <w:lsdException w:name="Subtle Emphasis" w:uiPriority="19" w:qFormat="1"/>
+    <w:lsdException w:name="Intense Emphasis" w:uiPriority="21" w:qFormat="1"/>
+    <w:lsdException w:name="Subtle Reference" w:uiPriority="31" w:qFormat="1"/>
+    <w:lsdException w:name="Intense Reference" w:uiPriority="32" w:qFormat="1"/>
+    <w:lsdException w:name="Book Title" w:uiPriority="33" w:qFormat="1"/>
+    <w:lsdException w:name="Bibliography" w:semiHidden="1" w:uiPriority="37" w:unhideWhenUsed="1"/>
+    <w:lsdException w:name="TOC Heading" w:semiHidden="1" w:uiPriority="39" w:unhideWhenUsed="1" w:qFormat="1"/>
+    <w:lsdException w:name="Plain Table 1" w:uiPriority="41"/>
+    <w:lsdException w:name="Plain Table 2" w:uiPriority="42"/>
+    <w:lsdException w:name="Plain Table 3" w:uiPriority="43"/>
+    <w:lsdException w:name="Plain Table 4" w:uiPriority="44"/>
+    <w:lsdException w:name="Plain Table 5" w:uiPriority="45"/>
+    <w:lsdException w:name="Grid Table Light" w:uiPriority="40"/>
+    <w:lsdException w:name="Grid Table 1 Light" w:uiPriority="46"/>
+    <w:lsdException w:name="Grid Table 2" w:uiPriority="47"/>
+    <w:lsdException w:name="Grid Table 3" w:uiPriority="48"/>
+    <w:lsdException w:name="Grid Table 4" w:uiPriority="49"/>
+    <w:lsdException w:name="Grid Table 5 Dark" w:uiPriority="50"/>
+    <w:lsdException w:name="Grid Table 6 Colorful" w:uiPriority="51"/>
+    <w:lsdException w:name="Grid Table 7 Colorful" w:uiPriority="52"/>
+    <w:lsdException w:name="Grid Table 1 Light Accent 1" w:uiPriority="46"/>
+    <w:lsdException w:name="Grid Table 2 Accent 1" w:uiPriority="47"/>
+    <w:lsdException w:name="Grid Table 3 Accent 1" w:uiPriority="48"/>
+    <w:lsdException w:name="Grid Table 4 Accent 1" w:uiPriority="49"/>
+    <w:lsdException w:name="Grid Table 5 Dark Accent 1" w:uiPriority="50"/>
+    <w:lsdException w:name="Grid Table 6 Colorful Accent 1" w:uiPriority="51"/>
+    <w:lsdException w:name="Grid Table 7 Colorful Accent 1" w:uiPriority="52"/>
+    <w:lsdException w:name="Grid Table 1 Light Accent 2" w:uiPriority="46"/>
+    <w:lsdException w:name="Grid Table 2 Accent 2" w:uiPriority="47"/>
+    <w:lsdException w:name="Grid Table 3 Accent 2" w:uiPriority="48"/>
+    <w:lsdException w:name="Grid Table 4 Accent 2" w:uiPriority="49"/>
+    <w:lsdException w:name="Grid Table 5 Dark Accent 2" w:uiPriority="50"/>
+    <w:lsdException w:name="Grid Table 6 Colorful Accent 2" w:uiPriority="51"/>
+    <w:lsdException w:name="Grid Table 7 Colorful Accent 2" w:uiPriority="52"/>
+    <w:lsdException w:name="Grid Table 1 Light Accent 3" w:uiPriority="46"/>
+    <w:lsdException w:name="Grid Table 2 Accent 3" w:uiPriority="47"/>
+    <w:lsdException w:name="Grid Table 3 Accent 3" w:uiPriority="48"/>
+    <w:lsdException w:name="Grid Table 4 Accent 3" w:uiPriority="49"/>
+    <w:lsdException w:name="Grid Table 5 Dark Accent 3" w:uiPriority="50"/>
+    <w:lsdException w:name="Grid Table 6 Colorful Accent 3" w:uiPriority="51"/>
+    <w:lsdException w:name="Grid Table 7 Colorful Accent 3" w:uiPriority="52"/>
+    <w:lsdException w:name="Grid Table 1 Light Accent 4" w:uiPriority="46"/>
+    <w:lsdException w:name="Grid Table 2 Accent 4" w:uiPriority="47"/>
+    <w:lsdException w:name="Grid Table 3 Accent 4" w:uiPriority="48"/>
+    <w:lsdException w:name="Grid Table 4 Accent 4" w:uiPriority="49"/>
+    <w:lsdException w:name="Grid Table 5 Dark Accent 4" w:uiPriority="50"/>
+    <w:lsdException w:name="Grid Table 6 Colorful Accent 4" w:uiPriority="51"/>
+    <w:lsdException w:name="Grid Table 7 Colorful Accent 4" w:uiPriority="52"/>
+    <w:lsdException w:name="Grid Table 1 Light Accent 5" w:uiPriority="46"/>
+    <w:lsdException w:name="Grid Table 2 Accent 5" w:uiPriority="47"/>
+    <w:lsdException w:name="Grid Table 3 Accent 5" w:uiPriority="48"/>
+    <w:lsdException w:name="Grid Table 4 Accent 5" w:uiPriority="49"/>
+    <w:lsdException w:name="Grid Table 5 Dark Accent 5" w:uiPriority="50"/>
+    <w:lsdException w:name="Grid Table 6 Colorful Accent 5" w:uiPriority="51"/>
+    <w:lsdException w:name="Grid Table 7 Colorful Accent 5" w:uiPriority="52"/>
+    <w:lsdException w:name="Grid Table 1 Light Accent 6" w:uiPriority="46"/>
+    <w:lsdException w:name="Grid Table 2 Accent 6" w:uiPriority="47"/>
+    <w:lsdException w:name="Grid Table 3 Accent 6" w:uiPriority="48"/>
+    <w:lsdException w:name="Grid Table 4 Accent 6" w:uiPriority="49"/>
+    <w:lsdException w:name="Grid Table 5 Dark Accent 6" w:uiPriority="50"/>
+    <w:lsdException w:name="Grid Table 6 Colorful Accent 6" w:uiPriority="51"/>
+    <w:lsdException w:name="Grid Table 7 Colorful Accent 6" w:uiPriority="52"/>
+    <w:lsdException w:name="List Table 1 Light" w:uiPriority="46"/>
+    <w:lsdException w:name="List Table 2" w:uiPriority="47"/>
+    <w:lsdException w:name="List Table 3" w:uiPriority="48"/>
+    <w:lsdException w:name="List Table 4" w:uiPriority="49"/>
+    <w:lsdException w:name="List Table 5 Dark" w:uiPriority="50"/>
+    <w:lsdException w:name="List Table 6 Colorful" w:uiPriority="51"/>
+    <w:lsdException w:name="List Table 7 Colorful" w:uiPriority="52"/>
+    <w:lsdException w:name="List Table 1 Light Accent 1" w:uiPriority="46"/>
+    <w:lsdException w:name="List Table 2 Accent 1" w:uiPriority="47"/>
+    <w:lsdException w:name="List Table 3 Accent 1" w:uiPriority="48"/>
+    <w:lsdException w:name="List Table 4 Accent 1" w:uiPriority="49"/>
+    <w:lsdException w:name="List Table 5 Dark Accent 1" w:uiPriority="50"/>
+    <w:lsdException w:name="List Table 6 Colorful Accent 1" w:uiPriority="51"/>
+    <w:lsdException w:name="List Table 7 Colorful Accent 1" w:uiPriority="52"/>
+    <w:lsdException w:name="List Table 1 Light Accent 2" w:uiPriority="46"/>
+    <w:lsdException w:name="List Table 2 Accent 2" w:uiPriority="47"/>
+    <w:lsdException w:name="List Table 3 Accent 2" w:uiPriority="48"/>
+    <w:lsdException w:name="List Table 4 Accent 2" w:uiPriority="49"/>
+    <w:lsdException w:name="List Table 5 Dark Accent 2" w:uiPriority="50"/>
+    <w:lsdException w:name="List Table 6 Colorful Accent 2" w:uiPriority="51"/>
+    <w:lsdException w:name="List Table 7 Colorful Accent 2" w:uiPriority="52"/>
+    <w:lsdException w:name="List Table 1 Light Accent 3" w:uiPriority="46"/>
+    <w:lsdException w:name="List Table 2 Accent 3" w:uiPriority="47"/>
+    <w:lsdException w:name="List Table 3 Accent 3" w:uiPriority="48"/>
+    <w:lsdException w:name="List Table 4 Accent 3" w:uiPriority="49"/>
+    <w:lsdException w:name="List Table 5 Dark Accent 3" w:uiPriority="50"/>
+    <w:lsdException w:name="List Table 6 Colorful Accent 3" w:uiPriority="51"/>
+    <w:lsdException w:name="List Table 7 Colorful Accent 3" w:uiPriority="52"/>
+    <w:lsdException w:name="List Table 1 Light Accent 4" w:uiPriority="46"/>
+    <w:lsdException w:name="List Table 2 Accent 4" w:uiPriority="47"/>
+    <w:lsdException w:name="List Table 3 Accent 4" w:uiPriority="48"/>
+    <w:lsdException w:name="List Table 4 Accent 4" w:uiPriority="49"/>
+    <w:lsdException w:name="List Table 5 Dark Accent 4" w:uiPriority="50"/>
+    <w:lsdException w:name="List Table 6 Colorful Accent 4" w:uiPriority="51"/>
+    <w:lsdException w:name="List Table 7 Colorful Accent 4" w:uiPriority="52"/>
+    <w:lsdException w:name="List Table 1 Light Accent 5" w:uiPriority="46"/>
+    <w:lsdException w:name="List Table 2 Accent 5" w:uiPriority="47"/>
+    <w:lsdException w:name="List Table 3 Accent 5" w:uiPriority="48"/>
+    <w:lsdException w:name="List Table 4 Accent 5" w:uiPriority="49"/>
+    <w:lsdException w:name="List Table 5 Dark Accent 5" w:uiPriority="50"/>
+    <w:lsdException w:name="List Table 6 Colorful Accent 5" w:uiPriority="51"/>
+    <w:lsdException w:name="List Table 7 Colorful Accent 5" w:uiPriority="52"/>
+    <w:lsdException w:name="List Table 1 Light Accent 6" w:uiPriority="46"/>
+    <w:lsdException w:name="List Table 2 Accent 6" w:uiPriority="47"/>
+    <w:lsdException w:name="List Table 3 Accent 6" w:uiPriority="48"/>
+    <w:lsdException w:name="List Table 4 Accent 6" w:uiPriority="49"/>
+    <w:lsdException w:name="List Table 5 Dark Accent 6" w:uiPriority="50"/>
+    <w:lsdException w:name="List Table 6 Colorful Accent 6" w:uiPriority="51"/>
+    <w:lsdException w:name="List Table 7 Colorful Accent 6" w:uiPriority="52"/>
+    <w:lsdException w:name="Mention" w:semiHidden="1" w:unhideWhenUsed="1"/>
+    <w:lsdException w:name="Smart Hyperlink" w:semiHidden="1" w:unhideWhenUsed="1"/>
+    <w:lsdException w:name="Hashtag" w:semiHidden="1" w:unhideWhenUsed="1"/>
+    <w:lsdException w:name="Unresolved Mention" w:semiHidden="1" w:unhideWhenUsed="1"/>
+    <w:lsdException w:name="Smart Link" w:semiHidden="1" w:unhideWhenUsed="1"/>
   </w:latentStyles>
-  <w:style w:type="paragraph" w:styleId="1" w:default="1">
+  <w:style w:type="paragraph" w:default="1" w:styleId="a">
     <w:name w:val="Normal"/>
     <w:qFormat/>
-    <w:uiPriority w:val="0"/>
     <w:pPr>
       <w:adjustRightInd w:val="0"/>
       <w:snapToGrid w:val="0"/>
@@ -1184,19 +1746,18 @@
       <w:jc w:val="both"/>
     </w:pPr>
     <w:rPr>
-      <w:rFonts w:ascii="Times New Roman" w:hAnsi="Times New Roman" w:eastAsia="宋体" w:cs="宋体"/>
+      <w:rFonts w:cs="宋体"/>
       <w:sz w:val="24"/>
       <w:szCs w:val="24"/>
-      <w:lang w:val="en-US" w:eastAsia="zh-CN" w:bidi="ar-SA"/>
     </w:rPr>
   </w:style>
-  <w:style w:type="paragraph" w:styleId="2">
+  <w:style w:type="paragraph" w:styleId="1">
     <w:name w:val="heading 1"/>
-    <w:basedOn w:val="1"/>
-    <w:next w:val="1"/>
-    <w:link w:val="14"/>
+    <w:basedOn w:val="a"/>
+    <w:next w:val="a"/>
+    <w:link w:val="10"/>
+    <w:uiPriority w:val="9"/>
     <w:qFormat/>
-    <w:uiPriority w:val="9"/>
     <w:pPr>
       <w:keepNext/>
       <w:keepLines/>
@@ -1211,15 +1772,15 @@
       <w:szCs w:val="44"/>
     </w:rPr>
   </w:style>
-  <w:style w:type="paragraph" w:styleId="3">
+  <w:style w:type="paragraph" w:styleId="2">
     <w:name w:val="heading 2"/>
-    <w:basedOn w:val="1"/>
-    <w:next w:val="1"/>
-    <w:link w:val="18"/>
+    <w:basedOn w:val="a"/>
+    <w:next w:val="a"/>
+    <w:link w:val="20"/>
+    <w:uiPriority w:val="9"/>
     <w:semiHidden/>
     <w:unhideWhenUsed/>
     <w:qFormat/>
-    <w:uiPriority w:val="9"/>
     <w:pPr>
       <w:keepNext/>
       <w:keepLines/>
@@ -1227,21 +1788,21 @@
       <w:outlineLvl w:val="1"/>
     </w:pPr>
     <w:rPr>
-      <w:rFonts w:asciiTheme="majorHAnsi" w:hAnsiTheme="majorHAnsi" w:eastAsiaTheme="majorEastAsia" w:cstheme="majorBidi"/>
+      <w:rFonts w:asciiTheme="majorHAnsi" w:eastAsiaTheme="majorEastAsia" w:hAnsiTheme="majorHAnsi" w:cstheme="majorBidi"/>
       <w:b/>
       <w:bCs/>
       <w:sz w:val="32"/>
       <w:szCs w:val="32"/>
     </w:rPr>
   </w:style>
-  <w:style w:type="paragraph" w:styleId="4">
+  <w:style w:type="paragraph" w:styleId="3">
     <w:name w:val="heading 3"/>
-    <w:basedOn w:val="1"/>
-    <w:next w:val="1"/>
-    <w:link w:val="19"/>
+    <w:basedOn w:val="a"/>
+    <w:next w:val="a"/>
+    <w:link w:val="30"/>
+    <w:uiPriority w:val="9"/>
     <w:unhideWhenUsed/>
     <w:qFormat/>
-    <w:uiPriority w:val="9"/>
     <w:pPr>
       <w:keepNext/>
       <w:keepLines/>
@@ -1252,7 +1813,7 @@
       <w:outlineLvl w:val="2"/>
     </w:pPr>
     <w:rPr>
-      <w:rFonts w:asciiTheme="minorHAnsi" w:hAnsiTheme="minorHAnsi" w:eastAsiaTheme="minorEastAsia" w:cstheme="minorBidi"/>
+      <w:rFonts w:asciiTheme="minorHAnsi" w:eastAsiaTheme="minorEastAsia" w:hAnsiTheme="minorHAnsi" w:cstheme="minorBidi"/>
       <w:b/>
       <w:bCs/>
       <w:kern w:val="2"/>
@@ -1260,20 +1821,19 @@
       <w:szCs w:val="32"/>
     </w:rPr>
   </w:style>
-  <w:style w:type="character" w:styleId="11" w:default="1">
+  <w:style w:type="character" w:default="1" w:styleId="a0">
     <w:name w:val="Default Paragraph Font"/>
+    <w:uiPriority w:val="1"/>
     <w:semiHidden/>
     <w:unhideWhenUsed/>
-    <w:qFormat/>
-    <w:uiPriority w:val="1"/>
   </w:style>
-  <w:style w:type="table" w:styleId="9" w:default="1">
+  <w:style w:type="table" w:default="1" w:styleId="a1">
     <w:name w:val="Normal Table"/>
+    <w:uiPriority w:val="99"/>
     <w:semiHidden/>
     <w:unhideWhenUsed/>
-    <w:qFormat/>
-    <w:uiPriority w:val="99"/>
     <w:tblPr>
+      <w:tblInd w:w="0" w:type="dxa"/>
       <w:tblCellMar>
         <w:top w:w="0" w:type="dxa"/>
         <w:left w:w="108" w:type="dxa"/>
@@ -1282,24 +1842,30 @@
       </w:tblCellMar>
     </w:tblPr>
   </w:style>
-  <w:style w:type="paragraph" w:styleId="5">
+  <w:style w:type="numbering" w:default="1" w:styleId="a2">
+    <w:name w:val="No List"/>
+    <w:uiPriority w:val="99"/>
+    <w:semiHidden/>
+    <w:unhideWhenUsed/>
+  </w:style>
+  <w:style w:type="paragraph" w:styleId="a3">
     <w:name w:val="annotation text"/>
-    <w:basedOn w:val="1"/>
+    <w:basedOn w:val="a"/>
+    <w:uiPriority w:val="99"/>
     <w:semiHidden/>
     <w:unhideWhenUsed/>
     <w:qFormat/>
-    <w:uiPriority w:val="99"/>
     <w:pPr>
       <w:jc w:val="left"/>
     </w:pPr>
   </w:style>
-  <w:style w:type="paragraph" w:styleId="6">
+  <w:style w:type="paragraph" w:styleId="a4">
     <w:name w:val="footer"/>
-    <w:basedOn w:val="1"/>
-    <w:link w:val="17"/>
+    <w:basedOn w:val="a"/>
+    <w:link w:val="a5"/>
+    <w:uiPriority w:val="99"/>
     <w:unhideWhenUsed/>
     <w:qFormat/>
-    <w:uiPriority w:val="99"/>
     <w:pPr>
       <w:tabs>
         <w:tab w:val="center" w:pos="4153"/>
@@ -1313,16 +1879,16 @@
       <w:szCs w:val="18"/>
     </w:rPr>
   </w:style>
-  <w:style w:type="paragraph" w:styleId="7">
+  <w:style w:type="paragraph" w:styleId="a6">
     <w:name w:val="header"/>
-    <w:basedOn w:val="1"/>
-    <w:link w:val="16"/>
+    <w:basedOn w:val="a"/>
+    <w:link w:val="a7"/>
+    <w:uiPriority w:val="99"/>
     <w:unhideWhenUsed/>
     <w:qFormat/>
-    <w:uiPriority w:val="99"/>
     <w:pPr>
       <w:pBdr>
-        <w:bottom w:val="single" w:color="auto" w:sz="6" w:space="1"/>
+        <w:bottom w:val="single" w:sz="6" w:space="1" w:color="auto"/>
       </w:pBdr>
       <w:tabs>
         <w:tab w:val="center" w:pos="4153"/>
@@ -1336,13 +1902,13 @@
       <w:szCs w:val="18"/>
     </w:rPr>
   </w:style>
-  <w:style w:type="paragraph" w:styleId="8">
+  <w:style w:type="paragraph" w:styleId="a8">
     <w:name w:val="Normal (Web)"/>
-    <w:basedOn w:val="1"/>
+    <w:basedOn w:val="a"/>
+    <w:uiPriority w:val="99"/>
     <w:semiHidden/>
     <w:unhideWhenUsed/>
     <w:qFormat/>
-    <w:uiPriority w:val="99"/>
     <w:pPr>
       <w:spacing w:beforeAutospacing="1" w:afterAutospacing="1"/>
       <w:jc w:val="left"/>
@@ -1351,55 +1917,50 @@
       <w:rFonts w:cs="Times New Roman"/>
     </w:rPr>
   </w:style>
-  <w:style w:type="table" w:styleId="10">
+  <w:style w:type="table" w:styleId="a9">
     <w:name w:val="Table Grid"/>
-    <w:basedOn w:val="9"/>
+    <w:basedOn w:val="a1"/>
+    <w:uiPriority w:val="59"/>
     <w:qFormat/>
-    <w:uiPriority w:val="59"/>
     <w:tblPr>
       <w:tblBorders>
-        <w:top w:val="single" w:color="auto" w:sz="4" w:space="0"/>
-        <w:left w:val="single" w:color="auto" w:sz="4" w:space="0"/>
-        <w:bottom w:val="single" w:color="auto" w:sz="4" w:space="0"/>
-        <w:right w:val="single" w:color="auto" w:sz="4" w:space="0"/>
-        <w:insideH w:val="single" w:color="auto" w:sz="4" w:space="0"/>
-        <w:insideV w:val="single" w:color="auto" w:sz="4" w:space="0"/>
+        <w:top w:val="single" w:sz="4" w:space="0" w:color="auto"/>
+        <w:left w:val="single" w:sz="4" w:space="0" w:color="auto"/>
+        <w:bottom w:val="single" w:sz="4" w:space="0" w:color="auto"/>
+        <w:right w:val="single" w:sz="4" w:space="0" w:color="auto"/>
+        <w:insideH w:val="single" w:sz="4" w:space="0" w:color="auto"/>
+        <w:insideV w:val="single" w:sz="4" w:space="0" w:color="auto"/>
       </w:tblBorders>
     </w:tblPr>
   </w:style>
-  <w:style w:type="character" w:styleId="12">
+  <w:style w:type="character" w:styleId="aa">
     <w:name w:val="Strong"/>
-    <w:basedOn w:val="11"/>
+    <w:basedOn w:val="a0"/>
+    <w:uiPriority w:val="22"/>
     <w:qFormat/>
-    <w:uiPriority w:val="22"/>
     <w:rPr>
       <w:b/>
     </w:rPr>
   </w:style>
-  <w:style w:type="character" w:styleId="13">
+  <w:style w:type="character" w:styleId="ab">
     <w:name w:val="Hyperlink"/>
-    <w:basedOn w:val="11"/>
+    <w:basedOn w:val="a0"/>
+    <w:uiPriority w:val="99"/>
     <w:unhideWhenUsed/>
     <w:qFormat/>
-    <w:uiPriority w:val="99"/>
     <w:rPr>
       <w:color w:val="0000FF" w:themeColor="hyperlink"/>
       <w:u w:val="single"/>
-      <w14:textFill>
-        <w14:solidFill>
-          <w14:schemeClr w14:val="hlink"/>
-        </w14:solidFill>
-      </w14:textFill>
     </w:rPr>
   </w:style>
-  <w:style w:type="character" w:styleId="14" w:customStyle="1">
+  <w:style w:type="character" w:customStyle="1" w:styleId="10">
     <w:name w:val="标题 1 字符"/>
-    <w:basedOn w:val="11"/>
-    <w:link w:val="2"/>
+    <w:basedOn w:val="a0"/>
+    <w:link w:val="1"/>
+    <w:uiPriority w:val="9"/>
     <w:qFormat/>
-    <w:uiPriority w:val="9"/>
     <w:rPr>
-      <w:rFonts w:ascii="Times New Roman" w:hAnsi="Times New Roman" w:eastAsia="宋体" w:cs="宋体"/>
+      <w:rFonts w:ascii="Times New Roman" w:eastAsia="宋体" w:hAnsi="Times New Roman" w:cs="宋体"/>
       <w:b/>
       <w:bCs/>
       <w:kern w:val="44"/>
@@ -1407,50 +1968,50 @@
       <w:szCs w:val="44"/>
     </w:rPr>
   </w:style>
-  <w:style w:type="paragraph" w:styleId="15">
+  <w:style w:type="paragraph" w:styleId="ac">
     <w:name w:val="List Paragraph"/>
-    <w:basedOn w:val="1"/>
+    <w:basedOn w:val="a"/>
+    <w:uiPriority w:val="34"/>
     <w:qFormat/>
-    <w:uiPriority w:val="34"/>
     <w:pPr>
-      <w:ind w:firstLine="420" w:firstLineChars="200"/>
+      <w:ind w:firstLineChars="200" w:firstLine="420"/>
     </w:pPr>
   </w:style>
-  <w:style w:type="character" w:styleId="16" w:customStyle="1">
+  <w:style w:type="character" w:customStyle="1" w:styleId="a7">
     <w:name w:val="页眉 字符"/>
-    <w:basedOn w:val="11"/>
-    <w:link w:val="7"/>
+    <w:basedOn w:val="a0"/>
+    <w:link w:val="a6"/>
+    <w:uiPriority w:val="99"/>
     <w:qFormat/>
-    <w:uiPriority w:val="99"/>
     <w:rPr>
-      <w:rFonts w:ascii="Times New Roman" w:hAnsi="Times New Roman" w:eastAsia="宋体" w:cs="宋体"/>
+      <w:rFonts w:ascii="Times New Roman" w:eastAsia="宋体" w:hAnsi="Times New Roman" w:cs="宋体"/>
       <w:kern w:val="0"/>
       <w:sz w:val="18"/>
       <w:szCs w:val="18"/>
     </w:rPr>
   </w:style>
-  <w:style w:type="character" w:styleId="17" w:customStyle="1">
+  <w:style w:type="character" w:customStyle="1" w:styleId="a5">
     <w:name w:val="页脚 字符"/>
-    <w:basedOn w:val="11"/>
-    <w:link w:val="6"/>
+    <w:basedOn w:val="a0"/>
+    <w:link w:val="a4"/>
+    <w:uiPriority w:val="99"/>
     <w:qFormat/>
-    <w:uiPriority w:val="99"/>
     <w:rPr>
-      <w:rFonts w:ascii="Times New Roman" w:hAnsi="Times New Roman" w:eastAsia="宋体" w:cs="宋体"/>
+      <w:rFonts w:ascii="Times New Roman" w:eastAsia="宋体" w:hAnsi="Times New Roman" w:cs="宋体"/>
       <w:kern w:val="0"/>
       <w:sz w:val="18"/>
       <w:szCs w:val="18"/>
     </w:rPr>
   </w:style>
-  <w:style w:type="character" w:styleId="18" w:customStyle="1">
+  <w:style w:type="character" w:customStyle="1" w:styleId="20">
     <w:name w:val="标题 2 字符"/>
-    <w:basedOn w:val="11"/>
-    <w:link w:val="3"/>
+    <w:basedOn w:val="a0"/>
+    <w:link w:val="2"/>
+    <w:uiPriority w:val="9"/>
     <w:semiHidden/>
     <w:qFormat/>
-    <w:uiPriority w:val="9"/>
     <w:rPr>
-      <w:rFonts w:asciiTheme="majorHAnsi" w:hAnsiTheme="majorHAnsi" w:eastAsiaTheme="majorEastAsia" w:cstheme="majorBidi"/>
+      <w:rFonts w:asciiTheme="majorHAnsi" w:eastAsiaTheme="majorEastAsia" w:hAnsiTheme="majorHAnsi" w:cstheme="majorBidi"/>
       <w:b/>
       <w:bCs/>
       <w:kern w:val="0"/>
@@ -1458,12 +2019,12 @@
       <w:szCs w:val="32"/>
     </w:rPr>
   </w:style>
-  <w:style w:type="character" w:styleId="19" w:customStyle="1">
+  <w:style w:type="character" w:customStyle="1" w:styleId="30">
     <w:name w:val="标题 3 字符"/>
-    <w:basedOn w:val="11"/>
-    <w:link w:val="4"/>
+    <w:basedOn w:val="a0"/>
+    <w:link w:val="3"/>
+    <w:uiPriority w:val="9"/>
     <w:qFormat/>
-    <w:uiPriority w:val="9"/>
     <w:rPr>
       <w:b/>
       <w:bCs/>
@@ -1755,6 +2316,7 @@
     </a:fmtScheme>
   </a:themeElements>
   <a:objectDefaults/>
+  <a:extraClrSchemeLst/>
 </a:theme>
 </file>
 
@@ -1764,6 +2326,8 @@
 
 <file path=customXml/itemProps1.xml><?xml version="1.0" encoding="utf-8"?>
 <ds:datastoreItem xmlns:ds="http://schemas.openxmlformats.org/officeDocument/2006/customXml" ds:itemID="{0F8F2CD4-7D85-4916-9820-720C08BD2B76}">
-  <ds:schemaRefs/>
+  <ds:schemaRefs>
+    <ds:schemaRef ds:uri="http://schemas.openxmlformats.org/officeDocument/2006/bibliography"/>
+  </ds:schemaRefs>
 </ds:datastoreItem>
 </file>
--- a/docs/03-report/实训文档/23030301曹磊-1/2-第4周报.docx
+++ b/docs/03-report/实训文档/23030301曹磊-1/2-第4周报.docx
@@ -228,7 +228,7 @@
     <w:p>
       <w:pPr>
         <w:spacing w:line="480" w:lineRule="auto"/>
-        <w:ind w:firstLineChars="600" w:firstLine="1800"/>
+        <w:ind w:firstLineChars="600" w:firstLine="1807"/>
         <w:rPr>
           <w:sz w:val="30"/>
           <w:u w:val="single"/>
@@ -236,34 +236,57 @@
       </w:pPr>
       <w:r>
         <w:rPr>
+          <w:b/>
+          <w:bCs/>
           <w:sz w:val="30"/>
         </w:rPr>
         <w:t>班</w:t>
       </w:r>
       <w:r>
         <w:rPr>
+          <w:b/>
+          <w:bCs/>
           <w:sz w:val="30"/>
         </w:rPr>
         <w:t xml:space="preserve">    </w:t>
       </w:r>
       <w:r>
         <w:rPr>
+          <w:b/>
+          <w:bCs/>
           <w:sz w:val="30"/>
         </w:rPr>
         <w:t>级</w:t>
       </w:r>
       <w:r>
         <w:rPr>
-          <w:sz w:val="30"/>
-        </w:rPr>
-        <w:t xml:space="preserve">           </w:t>
-      </w:r>
-      <w:r>
-        <w:rPr>
-          <w:sz w:val="30"/>
-          <w:u w:val="single"/>
-        </w:rPr>
-        <w:t xml:space="preserve">   23</w:t>
+          <w:b/>
+          <w:bCs/>
+          <w:sz w:val="30"/>
+        </w:rPr>
+        <w:t xml:space="preserve"> </w:t>
+      </w:r>
+      <w:r>
+        <w:rPr>
+          <w:sz w:val="30"/>
+          <w:u w:val="single"/>
+        </w:rPr>
+        <w:t xml:space="preserve"> </w:t>
+      </w:r>
+      <w:r>
+        <w:rPr>
+          <w:rFonts w:hint="eastAsia"/>
+          <w:sz w:val="30"/>
+          <w:u w:val="single"/>
+        </w:rPr>
+        <w:t xml:space="preserve">         </w:t>
+      </w:r>
+      <w:r>
+        <w:rPr>
+          <w:sz w:val="30"/>
+          <w:u w:val="single"/>
+        </w:rPr>
+        <w:t xml:space="preserve"> 23</w:t>
       </w:r>
       <w:r>
         <w:rPr>
@@ -277,103 +300,22 @@
           <w:sz w:val="30"/>
           <w:u w:val="single"/>
         </w:rPr>
-        <w:t xml:space="preserve">   </w:t>
-      </w:r>
-    </w:p>
-    <w:p>
-      <w:pPr>
-        <w:spacing w:line="480" w:lineRule="auto"/>
-        <w:ind w:firstLineChars="600" w:firstLine="1800"/>
-        <w:rPr>
-          <w:sz w:val="30"/>
-          <w:u w:val="single"/>
-        </w:rPr>
-      </w:pPr>
-      <w:r>
-        <w:rPr>
-          <w:sz w:val="30"/>
-        </w:rPr>
-        <w:t>学</w:t>
-      </w:r>
-      <w:r>
-        <w:rPr>
-          <w:sz w:val="30"/>
-        </w:rPr>
-        <w:t xml:space="preserve">    </w:t>
-      </w:r>
-      <w:r>
-        <w:rPr>
-          <w:sz w:val="30"/>
-        </w:rPr>
-        <w:t>号</w:t>
-      </w:r>
-      <w:r>
-        <w:rPr>
-          <w:sz w:val="30"/>
-        </w:rPr>
-        <w:t xml:space="preserve">            </w:t>
-      </w:r>
-      <w:r>
-        <w:rPr>
-          <w:sz w:val="30"/>
-          <w:u w:val="single"/>
-        </w:rPr>
-        <w:t xml:space="preserve">  23030301  </w:t>
-      </w:r>
-    </w:p>
-    <w:p>
-      <w:pPr>
-        <w:spacing w:line="480" w:lineRule="auto"/>
-        <w:ind w:firstLineChars="600" w:firstLine="1800"/>
-        <w:rPr>
-          <w:sz w:val="30"/>
-          <w:u w:val="single"/>
-        </w:rPr>
-      </w:pPr>
-      <w:r>
-        <w:rPr>
-          <w:sz w:val="30"/>
-        </w:rPr>
-        <w:t>姓</w:t>
-      </w:r>
-      <w:r>
-        <w:rPr>
-          <w:sz w:val="30"/>
-        </w:rPr>
-        <w:t xml:space="preserve">    </w:t>
-      </w:r>
-      <w:r>
-        <w:rPr>
-          <w:sz w:val="30"/>
-        </w:rPr>
-        <w:t>名</w:t>
-      </w:r>
-      <w:r>
-        <w:rPr>
-          <w:sz w:val="30"/>
-        </w:rPr>
-        <w:t xml:space="preserve">              </w:t>
-      </w:r>
-      <w:r>
-        <w:rPr>
-          <w:sz w:val="30"/>
-          <w:u w:val="single"/>
-        </w:rPr>
-        <w:t xml:space="preserve">   </w:t>
-      </w:r>
-      <w:r>
-        <w:rPr>
-          <w:sz w:val="30"/>
-          <w:u w:val="single"/>
-        </w:rPr>
-        <w:t>曹磊</w:t>
-      </w:r>
-      <w:r>
-        <w:rPr>
-          <w:sz w:val="30"/>
-          <w:u w:val="single"/>
-        </w:rPr>
-        <w:t xml:space="preserve">   </w:t>
+        <w:t xml:space="preserve"> </w:t>
+      </w:r>
+      <w:r>
+        <w:rPr>
+          <w:rFonts w:hint="eastAsia"/>
+          <w:sz w:val="30"/>
+          <w:u w:val="single"/>
+        </w:rPr>
+        <w:t xml:space="preserve">       </w:t>
+      </w:r>
+      <w:r>
+        <w:rPr>
+          <w:sz w:val="30"/>
+          <w:u w:val="single"/>
+        </w:rPr>
+        <w:t xml:space="preserve">  </w:t>
       </w:r>
     </w:p>
     <w:p>
@@ -387,8 +329,165 @@
       </w:pPr>
       <w:r>
         <w:rPr>
-          <w:rFonts w:hint="eastAsia"/>
           <w:b/>
+          <w:bCs/>
+          <w:sz w:val="30"/>
+        </w:rPr>
+        <w:t>学</w:t>
+      </w:r>
+      <w:r>
+        <w:rPr>
+          <w:b/>
+          <w:bCs/>
+          <w:sz w:val="30"/>
+        </w:rPr>
+        <w:t xml:space="preserve">    </w:t>
+      </w:r>
+      <w:r>
+        <w:rPr>
+          <w:b/>
+          <w:bCs/>
+          <w:sz w:val="30"/>
+        </w:rPr>
+        <w:t>号</w:t>
+      </w:r>
+      <w:r>
+        <w:rPr>
+          <w:sz w:val="30"/>
+        </w:rPr>
+        <w:t xml:space="preserve"> </w:t>
+      </w:r>
+      <w:r>
+        <w:rPr>
+          <w:rFonts w:hint="eastAsia"/>
+          <w:sz w:val="30"/>
+          <w:u w:val="single"/>
+        </w:rPr>
+        <w:t xml:space="preserve">           </w:t>
+      </w:r>
+      <w:r>
+        <w:rPr>
+          <w:sz w:val="30"/>
+          <w:u w:val="single"/>
+        </w:rPr>
+        <w:t>23030301</w:t>
+      </w:r>
+      <w:r>
+        <w:rPr>
+          <w:rFonts w:hint="eastAsia"/>
+          <w:sz w:val="30"/>
+          <w:u w:val="single"/>
+        </w:rPr>
+        <w:t xml:space="preserve">         </w:t>
+      </w:r>
+      <w:r>
+        <w:rPr>
+          <w:sz w:val="30"/>
+          <w:u w:val="single"/>
+        </w:rPr>
+        <w:t xml:space="preserve"> </w:t>
+      </w:r>
+    </w:p>
+    <w:p>
+      <w:pPr>
+        <w:spacing w:line="480" w:lineRule="auto"/>
+        <w:ind w:firstLineChars="600" w:firstLine="1807"/>
+        <w:rPr>
+          <w:sz w:val="30"/>
+          <w:u w:val="single"/>
+        </w:rPr>
+      </w:pPr>
+      <w:r>
+        <w:rPr>
+          <w:b/>
+          <w:bCs/>
+          <w:sz w:val="30"/>
+        </w:rPr>
+        <w:t>姓</w:t>
+      </w:r>
+      <w:r>
+        <w:rPr>
+          <w:b/>
+          <w:bCs/>
+          <w:sz w:val="30"/>
+        </w:rPr>
+        <w:t xml:space="preserve">    </w:t>
+      </w:r>
+      <w:r>
+        <w:rPr>
+          <w:b/>
+          <w:bCs/>
+          <w:sz w:val="30"/>
+        </w:rPr>
+        <w:t>名</w:t>
+      </w:r>
+      <w:r>
+        <w:rPr>
+          <w:b/>
+          <w:bCs/>
+          <w:sz w:val="30"/>
+        </w:rPr>
+        <w:t xml:space="preserve"> </w:t>
+      </w:r>
+      <w:r>
+        <w:rPr>
+          <w:rFonts w:hint="eastAsia"/>
+          <w:sz w:val="30"/>
+          <w:u w:val="single"/>
+        </w:rPr>
+        <w:t xml:space="preserve">             </w:t>
+      </w:r>
+      <w:r>
+        <w:rPr>
+          <w:sz w:val="30"/>
+          <w:u w:val="single"/>
+        </w:rPr>
+        <w:t>曹磊</w:t>
+      </w:r>
+      <w:r>
+        <w:rPr>
+          <w:rFonts w:hint="eastAsia"/>
+          <w:sz w:val="30"/>
+          <w:u w:val="single"/>
+        </w:rPr>
+        <w:t xml:space="preserve"> </w:t>
+      </w:r>
+      <w:r>
+        <w:rPr>
+          <w:sz w:val="30"/>
+          <w:u w:val="single"/>
+        </w:rPr>
+        <w:t xml:space="preserve"> </w:t>
+      </w:r>
+      <w:r>
+        <w:rPr>
+          <w:rFonts w:hint="eastAsia"/>
+          <w:sz w:val="30"/>
+          <w:u w:val="single"/>
+        </w:rPr>
+        <w:t xml:space="preserve">         </w:t>
+      </w:r>
+      <w:r>
+        <w:rPr>
+          <w:sz w:val="30"/>
+          <w:u w:val="single"/>
+        </w:rPr>
+        <w:t xml:space="preserve"> </w:t>
+      </w:r>
+    </w:p>
+    <w:p>
+      <w:pPr>
+        <w:spacing w:line="480" w:lineRule="auto"/>
+        <w:ind w:firstLineChars="600" w:firstLine="1807"/>
+        <w:rPr>
+          <w:sz w:val="30"/>
+          <w:u w:val="single"/>
+        </w:rPr>
+      </w:pPr>
+      <w:r>
+        <w:rPr>
+          <w:rFonts w:hint="eastAsia"/>
+          <w:b/>
           <w:sz w:val="30"/>
         </w:rPr>
         <w:t>学校导师</w:t>
@@ -407,15 +506,7 @@
           <w:sz w:val="30"/>
           <w:u w:val="single"/>
         </w:rPr>
-        <w:t xml:space="preserve">   </w:t>
-      </w:r>
-      <w:r>
-        <w:rPr>
-          <w:rFonts w:hint="eastAsia"/>
-          <w:sz w:val="30"/>
-          <w:u w:val="single"/>
-        </w:rPr>
-        <w:t xml:space="preserve">    </w:t>
+        <w:t xml:space="preserve">          </w:t>
       </w:r>
       <w:r>
         <w:rPr>
@@ -447,7 +538,7 @@
           <w:sz w:val="30"/>
           <w:u w:val="single"/>
         </w:rPr>
-        <w:t xml:space="preserve">           </w:t>
+        <w:t xml:space="preserve">         </w:t>
       </w:r>
     </w:p>
     <w:p>
@@ -811,37 +902,13 @@
               <w:rPr>
                 <w:bCs/>
               </w:rPr>
-              <w:t>分布式消息中间件以实现微服务架构下高并发支付成功事件的</w:t>
-            </w:r>
-            <w:r>
-              <w:rPr>
-                <w:bCs/>
-              </w:rPr>
-              <w:t>**</w:t>
-            </w:r>
-            <w:r>
-              <w:rPr>
-                <w:bCs/>
-              </w:rPr>
-              <w:t>异步解耦</w:t>
-            </w:r>
-            <w:r>
-              <w:rPr>
-                <w:bCs/>
-              </w:rPr>
-              <w:t>**</w:t>
-            </w:r>
-            <w:r>
-              <w:rPr>
-                <w:bCs/>
-              </w:rPr>
-              <w:t>。为防止支付微服务</w:t>
-            </w:r>
-            <w:r>
-              <w:rPr>
-                <w:bCs/>
-              </w:rPr>
-              <w:t xml:space="preserve"> `</w:t>
+              <w:t>分布式消息中间件以实现微服务架构下高并发支付成功事件的异步解耦。为防止支付微服务</w:t>
+            </w:r>
+            <w:r>
+              <w:rPr>
+                <w:bCs/>
+              </w:rPr>
+              <w:t xml:space="preserve"> </w:t>
             </w:r>
             <w:proofErr w:type="spellStart"/>
             <w:r>
@@ -855,7 +922,7 @@
               <w:rPr>
                 <w:bCs/>
               </w:rPr>
-              <w:t xml:space="preserve">-pay` </w:t>
+              <w:t>-pay</w:t>
             </w:r>
             <w:r>
               <w:rPr>
@@ -879,7 +946,7 @@
               <w:rPr>
                 <w:bCs/>
               </w:rPr>
-              <w:t xml:space="preserve"> `Topic` </w:t>
+              <w:t xml:space="preserve"> Topic</w:t>
             </w:r>
             <w:r>
               <w:rPr>
@@ -891,7 +958,7 @@
               <w:rPr>
                 <w:bCs/>
               </w:rPr>
-              <w:t xml:space="preserve"> `</w:t>
+              <w:t xml:space="preserve"> </w:t>
             </w:r>
             <w:proofErr w:type="spellStart"/>
             <w:r>
@@ -905,19 +972,13 @@
               <w:rPr>
                 <w:bCs/>
               </w:rPr>
-              <w:t>`</w:t>
-            </w:r>
-            <w:r>
-              <w:rPr>
-                <w:bCs/>
-              </w:rPr>
               <w:t>，并将专门处理包装通知的消息队列</w:t>
             </w:r>
             <w:r>
               <w:rPr>
                 <w:bCs/>
               </w:rPr>
-              <w:t xml:space="preserve"> `</w:t>
+              <w:t xml:space="preserve"> </w:t>
             </w:r>
             <w:proofErr w:type="spellStart"/>
             <w:r>
@@ -931,7 +992,7 @@
               <w:rPr>
                 <w:bCs/>
               </w:rPr>
-              <w:t xml:space="preserve">` </w:t>
+              <w:t xml:space="preserve"> </w:t>
             </w:r>
             <w:r>
               <w:rPr>
@@ -943,7 +1004,7 @@
               <w:rPr>
                 <w:bCs/>
               </w:rPr>
-              <w:t xml:space="preserve"> Routing Key `</w:t>
+              <w:t xml:space="preserve"> Routing Key </w:t>
             </w:r>
             <w:proofErr w:type="spellStart"/>
             <w:r>
@@ -957,7 +1018,7 @@
               <w:rPr>
                 <w:bCs/>
               </w:rPr>
-              <w:t xml:space="preserve">` </w:t>
+              <w:t xml:space="preserve"> </w:t>
             </w:r>
             <w:r>
               <w:rPr>
@@ -981,7 +1042,7 @@
               <w:rPr>
                 <w:bCs/>
               </w:rPr>
-              <w:t xml:space="preserve"> `</w:t>
+              <w:t xml:space="preserve"> </w:t>
             </w:r>
             <w:proofErr w:type="spellStart"/>
             <w:r>
@@ -995,7 +1056,7 @@
               <w:rPr>
                 <w:bCs/>
               </w:rPr>
-              <w:t xml:space="preserve">` </w:t>
+              <w:t xml:space="preserve"> </w:t>
             </w:r>
             <w:r>
               <w:rPr>
@@ -1007,7 +1068,7 @@
               <w:rPr>
                 <w:bCs/>
               </w:rPr>
-              <w:t xml:space="preserve"> `</w:t>
+              <w:t xml:space="preserve"> </w:t>
             </w:r>
             <w:proofErr w:type="spellStart"/>
             <w:r>
@@ -1021,7 +1082,7 @@
               <w:rPr>
                 <w:bCs/>
               </w:rPr>
-              <w:t xml:space="preserve">-notice` </w:t>
+              <w:t xml:space="preserve">-notice </w:t>
             </w:r>
             <w:r>
               <w:rPr>
@@ -1033,7 +1094,7 @@
               <w:rPr>
                 <w:bCs/>
               </w:rPr>
-              <w:t xml:space="preserve"> `</w:t>
+              <w:t xml:space="preserve"> </w:t>
             </w:r>
             <w:proofErr w:type="spellStart"/>
             <w:r>
@@ -1047,7 +1108,7 @@
               <w:rPr>
                 <w:bCs/>
               </w:rPr>
-              <w:t xml:space="preserve">` </w:t>
+              <w:t xml:space="preserve"> </w:t>
             </w:r>
             <w:r>
               <w:rPr>
